--- a/APLOS/POPResources/Templates/GratuityInsuranceAgreement.docx
+++ b/APLOS/POPResources/Templates/GratuityInsuranceAgreement.docx
@@ -1,6 +1,6 @@
 
 <file path=word/document.xml><?xml version="1.0" encoding="utf-8"?>
-<w:document xmlns:wpc="http://schemas.microsoft.com/office/word/2010/wordprocessingCanvas" xmlns:mc="http://schemas.openxmlformats.org/markup-compatibility/2006" xmlns:o="urn:schemas-microsoft-com:office:office" xmlns:r="http://schemas.openxmlformats.org/officeDocument/2006/relationships" xmlns:m="http://schemas.openxmlformats.org/officeDocument/2006/math" xmlns:v="urn:schemas-microsoft-com:vml" xmlns:wp14="http://schemas.microsoft.com/office/word/2010/wordprocessingDrawing" xmlns:wp="http://schemas.openxmlformats.org/drawingml/2006/wordprocessingDrawing" xmlns:w10="urn:schemas-microsoft-com:office:word" xmlns:w="http://schemas.openxmlformats.org/wordprocessingml/2006/main" xmlns:w14="http://schemas.microsoft.com/office/word/2010/wordml" xmlns:wpg="http://schemas.microsoft.com/office/word/2010/wordprocessingGroup" xmlns:wpi="http://schemas.microsoft.com/office/word/2010/wordprocessingInk" xmlns:wne="http://schemas.microsoft.com/office/word/2006/wordml" xmlns:wps="http://schemas.microsoft.com/office/word/2010/wordprocessingShape" mc:Ignorable="w14 wp14">
+<w:document xmlns:wpc="http://schemas.microsoft.com/office/word/2010/wordprocessingCanvas" xmlns:mc="http://schemas.openxmlformats.org/markup-compatibility/2006" xmlns:o="urn:schemas-microsoft-com:office:office" xmlns:r="http://schemas.openxmlformats.org/officeDocument/2006/relationships" xmlns:m="http://schemas.openxmlformats.org/officeDocument/2006/math" xmlns:v="urn:schemas-microsoft-com:vml" xmlns:wp14="http://schemas.microsoft.com/office/word/2010/wordprocessingDrawing" xmlns:wp="http://schemas.openxmlformats.org/drawingml/2006/wordprocessingDrawing" xmlns:w10="urn:schemas-microsoft-com:office:word" xmlns:w="http://schemas.openxmlformats.org/wordprocessingml/2006/main" xmlns:w14="http://schemas.microsoft.com/office/word/2010/wordml" xmlns:w15="http://schemas.microsoft.com/office/word/2012/wordml" xmlns:wpg="http://schemas.microsoft.com/office/word/2010/wordprocessingGroup" xmlns:wpi="http://schemas.microsoft.com/office/word/2010/wordprocessingInk" xmlns:wne="http://schemas.microsoft.com/office/word/2006/wordml" xmlns:wps="http://schemas.microsoft.com/office/word/2010/wordprocessingShape" mc:Ignorable="w14 w15 wp14">
   <w:body>
     <w:p>
       <w:pPr>
@@ -408,7 +408,7 @@
     </w:p>
     <w:tbl>
       <w:tblPr>
-        <w:tblW w:w="0" w:type="auto"/>
+        <w:tblW w:w="10670" w:type="dxa"/>
         <w:tblInd w:w="125" w:type="dxa"/>
         <w:tblBorders>
           <w:top w:val="single" w:sz="4" w:space="0" w:color="000000"/>
@@ -434,7 +434,7 @@
         <w:gridCol w:w="1025"/>
         <w:gridCol w:w="940"/>
         <w:gridCol w:w="1317"/>
-        <w:gridCol w:w="1690"/>
+        <w:gridCol w:w="1493"/>
       </w:tblGrid>
       <w:tr>
         <w:trPr>
@@ -676,7 +676,7 @@
         </w:tc>
         <w:tc>
           <w:tcPr>
-            <w:tcW w:w="1690" w:type="dxa"/>
+            <w:tcW w:w="1493" w:type="dxa"/>
           </w:tcPr>
           <w:p>
             <w:pPr>
@@ -1070,7 +1070,7 @@
         </w:tc>
         <w:tc>
           <w:tcPr>
-            <w:tcW w:w="1690" w:type="dxa"/>
+            <w:tcW w:w="1493" w:type="dxa"/>
           </w:tcPr>
           <w:p>
             <w:pPr>
@@ -1122,7 +1122,8 @@
     <w:p>
       <w:pPr>
         <w:pStyle w:val="BodyText"/>
-        <w:spacing w:before="10"/>
+        <w:spacing w:before="99" w:line="230" w:lineRule="auto"/>
+        <w:ind w:right="668"/>
         <w:rPr>
           <w:rFonts w:asciiTheme="minorHAnsi" w:hAnsiTheme="minorHAnsi" w:cstheme="minorHAnsi"/>
           <w:sz w:val="6"/>
@@ -1133,7 +1134,7 @@
       <w:pPr>
         <w:pStyle w:val="BodyText"/>
         <w:spacing w:before="99" w:line="230" w:lineRule="auto"/>
-        <w:ind w:left="7200" w:right="668"/>
+        <w:ind w:right="668"/>
         <w:rPr>
           <w:rFonts w:asciiTheme="minorHAnsi" w:hAnsiTheme="minorHAnsi" w:cstheme="minorHAnsi"/>
         </w:rPr>
@@ -1150,31 +1151,39 @@
         </w:rPr>
         <w:t xml:space="preserve"> </w:t>
       </w:r>
-      <w:proofErr w:type="gramStart"/>
       <w:r>
         <w:rPr>
           <w:rFonts w:asciiTheme="minorHAnsi" w:hAnsiTheme="minorHAnsi" w:cstheme="minorHAnsi"/>
         </w:rPr>
         <w:t>Amounts:</w:t>
       </w:r>
-      <w:proofErr w:type="gramEnd"/>
-      <w:r>
-        <w:rPr>
-          <w:rFonts w:asciiTheme="minorHAnsi" w:hAnsiTheme="minorHAnsi" w:cstheme="minorHAnsi"/>
-        </w:rPr>
-        <w:t>{</w:t>
+      <w:r>
+        <w:rPr>
+          <w:rFonts w:asciiTheme="minorHAnsi" w:hAnsiTheme="minorHAnsi" w:cstheme="minorHAnsi"/>
+        </w:rPr>
+        <w:t xml:space="preserve">  {</w:t>
       </w:r>
       <w:proofErr w:type="spellStart"/>
       <w:r>
         <w:rPr>
-          <w:rFonts w:asciiTheme="minorHAnsi" w:hAnsiTheme="minorHAnsi" w:cstheme="minorHAnsi"/>
+          <w:rFonts w:ascii="Arial" w:hAnsi="Arial" w:cs="Arial"/>
+          <w:color w:val="252423"/>
+          <w:spacing w:val="-3"/>
+          <w:sz w:val="21"/>
+          <w:szCs w:val="21"/>
+          <w:shd w:val="clear" w:color="auto" w:fill="F2F6F9"/>
         </w:rPr>
         <w:t>TotalAmount</w:t>
       </w:r>
       <w:proofErr w:type="spellEnd"/>
       <w:r>
         <w:rPr>
-          <w:rFonts w:asciiTheme="minorHAnsi" w:hAnsiTheme="minorHAnsi" w:cstheme="minorHAnsi"/>
+          <w:rFonts w:ascii="Arial" w:hAnsi="Arial" w:cs="Arial"/>
+          <w:color w:val="252423"/>
+          <w:spacing w:val="-3"/>
+          <w:sz w:val="21"/>
+          <w:szCs w:val="21"/>
+          <w:shd w:val="clear" w:color="auto" w:fill="F2F6F9"/>
         </w:rPr>
         <w:t>}</w:t>
       </w:r>
@@ -1183,7 +1192,7 @@
       <w:pPr>
         <w:pStyle w:val="BodyText"/>
         <w:spacing w:before="99" w:line="230" w:lineRule="auto"/>
-        <w:ind w:left="7200" w:right="668"/>
+        <w:ind w:right="668" w:firstLine="148"/>
         <w:rPr>
           <w:rFonts w:asciiTheme="minorHAnsi" w:hAnsiTheme="minorHAnsi" w:cstheme="minorHAnsi"/>
         </w:rPr>
@@ -1290,10 +1299,14 @@
         <w:pStyle w:val="Heading1"/>
         <w:spacing w:before="156"/>
         <w:rPr>
-          <w:rFonts w:asciiTheme="minorHAnsi" w:hAnsiTheme="minorHAnsi" w:cstheme="minorHAnsi"/>
-        </w:rPr>
-      </w:pPr>
-      <w:proofErr w:type="gramStart"/>
+          <w:rFonts w:ascii="Arial" w:hAnsi="Arial" w:cs="Arial"/>
+          <w:color w:val="252423"/>
+          <w:spacing w:val="-3"/>
+          <w:sz w:val="21"/>
+          <w:szCs w:val="21"/>
+          <w:shd w:val="clear" w:color="auto" w:fill="F2F6F9"/>
+        </w:rPr>
+      </w:pPr>
       <w:r>
         <w:rPr>
           <w:rFonts w:asciiTheme="minorHAnsi" w:hAnsiTheme="minorHAnsi" w:cstheme="minorHAnsi"/>
@@ -1309,223 +1322,36 @@
       <w:proofErr w:type="spellStart"/>
       <w:r>
         <w:rPr>
-          <w:rFonts w:asciiTheme="minorHAnsi" w:hAnsiTheme="minorHAnsi" w:cstheme="minorHAnsi"/>
+          <w:rFonts w:ascii="Arial" w:hAnsi="Arial" w:cs="Arial"/>
+          <w:color w:val="252423"/>
+          <w:spacing w:val="-3"/>
+          <w:sz w:val="21"/>
+          <w:szCs w:val="21"/>
+          <w:shd w:val="clear" w:color="auto" w:fill="F2F6F9"/>
         </w:rPr>
         <w:t>CompanyName</w:t>
       </w:r>
       <w:proofErr w:type="spellEnd"/>
       <w:r>
         <w:rPr>
-          <w:rFonts w:asciiTheme="minorHAnsi" w:hAnsiTheme="minorHAnsi" w:cstheme="minorHAnsi"/>
+          <w:rFonts w:ascii="Arial" w:hAnsi="Arial" w:cs="Arial"/>
+          <w:color w:val="252423"/>
+          <w:spacing w:val="-3"/>
+          <w:sz w:val="21"/>
+          <w:szCs w:val="21"/>
+          <w:shd w:val="clear" w:color="auto" w:fill="F2F6F9"/>
         </w:rPr>
         <w:t>}</w:t>
       </w:r>
-      <w:r>
-        <w:rPr>
-          <w:rFonts w:asciiTheme="minorHAnsi" w:hAnsiTheme="minorHAnsi" w:cstheme="minorHAnsi"/>
-        </w:rPr>
-        <w:t>.</w:t>
-      </w:r>
-      <w:proofErr w:type="gramEnd"/>
-    </w:p>
-    <w:p>
-      <w:pPr>
-        <w:pStyle w:val="BodyText"/>
-        <w:rPr>
-          <w:rFonts w:asciiTheme="minorHAnsi" w:hAnsiTheme="minorHAnsi" w:cstheme="minorHAnsi"/>
-          <w:b/>
+    </w:p>
+    <w:p>
+      <w:pPr>
+        <w:pStyle w:val="Heading1"/>
+        <w:spacing w:before="156"/>
+        <w:rPr>
+          <w:rFonts w:asciiTheme="minorHAnsi" w:hAnsiTheme="minorHAnsi" w:cstheme="minorHAnsi"/>
+          <w:b w:val="0"/>
           <w:sz w:val="22"/>
-        </w:rPr>
-      </w:pPr>
-    </w:p>
-    <w:p>
-      <w:pPr>
-        <w:pStyle w:val="BodyText"/>
-        <w:rPr>
-          <w:rFonts w:asciiTheme="minorHAnsi" w:hAnsiTheme="minorHAnsi" w:cstheme="minorHAnsi"/>
-          <w:b/>
-          <w:sz w:val="22"/>
-        </w:rPr>
-      </w:pPr>
-    </w:p>
-    <w:p>
-      <w:pPr>
-        <w:pStyle w:val="BodyText"/>
-        <w:spacing w:before="1"/>
-        <w:rPr>
-          <w:rFonts w:asciiTheme="minorHAnsi" w:hAnsiTheme="minorHAnsi" w:cstheme="minorHAnsi"/>
-          <w:b/>
-          <w:sz w:val="31"/>
-        </w:rPr>
-      </w:pPr>
-    </w:p>
-    <w:p>
-      <w:pPr>
-        <w:ind w:left="148"/>
-        <w:rPr>
-          <w:rFonts w:asciiTheme="minorHAnsi" w:hAnsiTheme="minorHAnsi" w:cstheme="minorHAnsi"/>
-          <w:b/>
-          <w:sz w:val="20"/>
-        </w:rPr>
-      </w:pPr>
-    </w:p>
-    <w:p>
-      <w:pPr>
-        <w:ind w:left="148"/>
-        <w:rPr>
-          <w:rFonts w:asciiTheme="minorHAnsi" w:hAnsiTheme="minorHAnsi" w:cstheme="minorHAnsi"/>
-          <w:b/>
-          <w:sz w:val="20"/>
-        </w:rPr>
-      </w:pPr>
-    </w:p>
-    <w:p>
-      <w:pPr>
-        <w:ind w:left="148"/>
-        <w:rPr>
-          <w:rFonts w:asciiTheme="minorHAnsi" w:hAnsiTheme="minorHAnsi" w:cstheme="minorHAnsi"/>
-          <w:b/>
-          <w:sz w:val="20"/>
-        </w:rPr>
-      </w:pPr>
-    </w:p>
-    <w:p>
-      <w:pPr>
-        <w:ind w:left="148"/>
-        <w:rPr>
-          <w:rFonts w:asciiTheme="minorHAnsi" w:hAnsiTheme="minorHAnsi" w:cstheme="minorHAnsi"/>
-          <w:b/>
-          <w:sz w:val="20"/>
-        </w:rPr>
-      </w:pPr>
-    </w:p>
-    <w:p>
-      <w:pPr>
-        <w:ind w:left="148"/>
-        <w:rPr>
-          <w:rFonts w:asciiTheme="minorHAnsi" w:hAnsiTheme="minorHAnsi" w:cstheme="minorHAnsi"/>
-          <w:b/>
-          <w:sz w:val="20"/>
-        </w:rPr>
-      </w:pPr>
-    </w:p>
-    <w:p>
-      <w:pPr>
-        <w:ind w:left="148"/>
-        <w:rPr>
-          <w:rFonts w:asciiTheme="minorHAnsi" w:hAnsiTheme="minorHAnsi" w:cstheme="minorHAnsi"/>
-          <w:b/>
-          <w:sz w:val="20"/>
-        </w:rPr>
-      </w:pPr>
-    </w:p>
-    <w:p>
-      <w:pPr>
-        <w:ind w:left="148"/>
-        <w:rPr>
-          <w:rFonts w:asciiTheme="minorHAnsi" w:hAnsiTheme="minorHAnsi" w:cstheme="minorHAnsi"/>
-          <w:b/>
-          <w:sz w:val="20"/>
-        </w:rPr>
-      </w:pPr>
-    </w:p>
-    <w:p>
-      <w:pPr>
-        <w:ind w:left="148"/>
-        <w:rPr>
-          <w:rFonts w:asciiTheme="minorHAnsi" w:hAnsiTheme="minorHAnsi" w:cstheme="minorHAnsi"/>
-          <w:b/>
-          <w:sz w:val="20"/>
-        </w:rPr>
-      </w:pPr>
-    </w:p>
-    <w:p>
-      <w:pPr>
-        <w:ind w:left="148"/>
-        <w:rPr>
-          <w:rFonts w:asciiTheme="minorHAnsi" w:hAnsiTheme="minorHAnsi" w:cstheme="minorHAnsi"/>
-          <w:b/>
-          <w:sz w:val="20"/>
-        </w:rPr>
-      </w:pPr>
-    </w:p>
-    <w:p>
-      <w:pPr>
-        <w:ind w:left="148"/>
-        <w:rPr>
-          <w:rFonts w:asciiTheme="minorHAnsi" w:hAnsiTheme="minorHAnsi" w:cstheme="minorHAnsi"/>
-          <w:b/>
-          <w:sz w:val="20"/>
-        </w:rPr>
-      </w:pPr>
-    </w:p>
-    <w:p>
-      <w:pPr>
-        <w:ind w:left="148"/>
-        <w:rPr>
-          <w:rFonts w:asciiTheme="minorHAnsi" w:hAnsiTheme="minorHAnsi" w:cstheme="minorHAnsi"/>
-          <w:b/>
-          <w:sz w:val="20"/>
-        </w:rPr>
-      </w:pPr>
-    </w:p>
-    <w:p>
-      <w:pPr>
-        <w:ind w:left="148"/>
-        <w:rPr>
-          <w:rFonts w:asciiTheme="minorHAnsi" w:hAnsiTheme="minorHAnsi" w:cstheme="minorHAnsi"/>
-          <w:b/>
-          <w:sz w:val="20"/>
-        </w:rPr>
-      </w:pPr>
-    </w:p>
-    <w:p>
-      <w:pPr>
-        <w:ind w:left="148"/>
-        <w:rPr>
-          <w:rFonts w:asciiTheme="minorHAnsi" w:hAnsiTheme="minorHAnsi" w:cstheme="minorHAnsi"/>
-          <w:b/>
-          <w:sz w:val="20"/>
-        </w:rPr>
-      </w:pPr>
-    </w:p>
-    <w:p>
-      <w:pPr>
-        <w:ind w:left="148"/>
-        <w:rPr>
-          <w:rFonts w:asciiTheme="minorHAnsi" w:hAnsiTheme="minorHAnsi" w:cstheme="minorHAnsi"/>
-          <w:b/>
-          <w:sz w:val="20"/>
-        </w:rPr>
-      </w:pPr>
-    </w:p>
-    <w:p>
-      <w:pPr>
-        <w:ind w:left="148"/>
-        <w:rPr>
-          <w:rFonts w:asciiTheme="minorHAnsi" w:hAnsiTheme="minorHAnsi" w:cstheme="minorHAnsi"/>
-          <w:b/>
-          <w:sz w:val="20"/>
-        </w:rPr>
-      </w:pPr>
-    </w:p>
-    <w:p>
-      <w:pPr>
-        <w:ind w:left="148"/>
-        <w:rPr>
-          <w:rFonts w:asciiTheme="minorHAnsi" w:hAnsiTheme="minorHAnsi" w:cstheme="minorHAnsi"/>
-          <w:b/>
-          <w:sz w:val="20"/>
-        </w:rPr>
-      </w:pPr>
-    </w:p>
-    <w:p>
-      <w:pPr>
-        <w:ind w:left="148"/>
-        <w:rPr>
-          <w:rFonts w:asciiTheme="minorHAnsi" w:hAnsiTheme="minorHAnsi" w:cstheme="minorHAnsi"/>
-          <w:b/>
-          <w:sz w:val="20"/>
         </w:rPr>
       </w:pPr>
     </w:p>
@@ -1716,7 +1542,7 @@
               </wp:anchor>
             </w:drawing>
           </mc:Choice>
-          <mc:Fallback xmlns:w15="http://schemas.microsoft.com/office/word/2012/wordml">
+          <mc:Fallback>
             <w:pict>
               <v:shapetype w14:anchorId="19A673BB" id="_x0000_t202" coordsize="21600,21600" o:spt="202" path="m,l,21600r21600,l21600,xe">
                 <v:stroke joinstyle="miter"/>
@@ -1767,7 +1593,7 @@
                     </pic:cNvPicPr>
                   </pic:nvPicPr>
                   <pic:blipFill>
-                    <a:blip r:embed="rId5">
+                    <a:blip r:embed="rId4">
                       <a:extLst>
                         <a:ext uri="{28A0092B-C50C-407E-A947-70E740481C1C}">
                           <a14:useLocalDpi xmlns:a14="http://schemas.microsoft.com/office/drawing/2010/main" val="0"/>
@@ -1899,12 +1725,12 @@
       <w:proofErr w:type="spellStart"/>
       <w:r>
         <w:rPr>
-          <w:rFonts w:asciiTheme="minorHAnsi" w:hAnsiTheme="minorHAnsi" w:cstheme="minorHAnsi"/>
-          <w:b/>
-          <w:color w:val="000000"/>
-          <w:kern w:val="2"/>
-          <w:sz w:val="20"/>
-          <w:szCs w:val="20"/>
+          <w:rFonts w:ascii="Arial" w:hAnsi="Arial" w:cs="Arial"/>
+          <w:color w:val="252423"/>
+          <w:spacing w:val="-3"/>
+          <w:sz w:val="21"/>
+          <w:szCs w:val="21"/>
+          <w:shd w:val="clear" w:color="auto" w:fill="F2F6F9"/>
         </w:rPr>
         <w:t>CompanyName</w:t>
       </w:r>
@@ -2551,14 +2377,49 @@
     </w:p>
     <w:p>
       <w:pPr>
-        <w:ind w:left="148"/>
-        <w:rPr>
-          <w:rFonts w:asciiTheme="minorHAnsi" w:hAnsiTheme="minorHAnsi" w:cstheme="minorHAnsi"/>
-          <w:b/>
-          <w:sz w:val="20"/>
-          <w:szCs w:val="20"/>
-        </w:rPr>
-      </w:pPr>
+        <w:pStyle w:val="BodyText"/>
+        <w:spacing w:before="99" w:line="230" w:lineRule="auto"/>
+        <w:ind w:left="6480" w:right="668" w:firstLine="720"/>
+        <w:rPr>
+          <w:rFonts w:asciiTheme="minorHAnsi" w:hAnsiTheme="minorHAnsi" w:cstheme="minorHAnsi"/>
+        </w:rPr>
+      </w:pPr>
+      <w:r>
+        <w:rPr>
+          <w:rFonts w:asciiTheme="minorHAnsi" w:hAnsiTheme="minorHAnsi" w:cstheme="minorHAnsi"/>
+        </w:rPr>
+        <w:t>Total Amounts:</w:t>
+      </w:r>
+      <w:r>
+        <w:rPr>
+          <w:rFonts w:asciiTheme="minorHAnsi" w:hAnsiTheme="minorHAnsi" w:cstheme="minorHAnsi"/>
+        </w:rPr>
+        <w:t xml:space="preserve">  {</w:t>
+      </w:r>
+      <w:proofErr w:type="spellStart"/>
+      <w:r>
+        <w:rPr>
+          <w:rFonts w:ascii="Arial" w:hAnsi="Arial" w:cs="Arial"/>
+          <w:color w:val="252423"/>
+          <w:spacing w:val="-3"/>
+          <w:sz w:val="21"/>
+          <w:szCs w:val="21"/>
+          <w:shd w:val="clear" w:color="auto" w:fill="F2F6F9"/>
+        </w:rPr>
+        <w:t>TotalAmount</w:t>
+      </w:r>
+      <w:proofErr w:type="spellEnd"/>
+      <w:r>
+        <w:rPr>
+          <w:rFonts w:ascii="Arial" w:hAnsi="Arial" w:cs="Arial"/>
+          <w:color w:val="252423"/>
+          <w:spacing w:val="-3"/>
+          <w:sz w:val="21"/>
+          <w:szCs w:val="21"/>
+          <w:shd w:val="clear" w:color="auto" w:fill="F2F6F9"/>
+        </w:rPr>
+        <w:t>}</w:t>
+      </w:r>
     </w:p>
     <w:p>
       <w:pPr>
@@ -2738,7 +2599,7 @@
               </wp:anchor>
             </w:drawing>
           </mc:Choice>
-          <mc:Fallback xmlns:w15="http://schemas.microsoft.com/office/word/2012/wordml">
+          <mc:Fallback>
             <w:pict>
               <v:shape w14:anchorId="0C11C956" id="Text Box 116" o:spid="_x0000_s1027" type="#_x0000_t202" style="position:absolute;left:0;text-align:left;margin-left:412.8pt;margin-top:1.75pt;width:101.25pt;height:39.75pt;z-index:251662336;visibility:visible;mso-wrap-style:square;mso-wrap-distance-left:9pt;mso-wrap-distance-top:0;mso-wrap-distance-right:9pt;mso-wrap-distance-bottom:0;mso-position-horizontal:absolute;mso-position-horizontal-relative:text;mso-position-vertical:absolute;mso-position-vertical-relative:text;v-text-anchor:top" o:gfxdata="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" fillcolor="white [3201]" strokeweight=".5pt">
                 <v:textbox>
@@ -2848,7 +2709,20 @@
           <w:sz w:val="20"/>
           <w:szCs w:val="20"/>
         </w:rPr>
-        <w:t>PITHAMPUR</w:t>
+        <w:t>PITHA</w:t>
+      </w:r>
+      <w:bookmarkStart w:id="0" w:name="_GoBack"/>
+      <w:bookmarkEnd w:id="0"/>
+      <w:r>
+        <w:rPr>
+          <w:rFonts w:asciiTheme="minorHAnsi" w:hAnsiTheme="minorHAnsi" w:cstheme="minorHAnsi"/>
+          <w:b/>
+          <w:color w:val="000000"/>
+          <w:kern w:val="2"/>
+          <w:sz w:val="20"/>
+          <w:szCs w:val="20"/>
+        </w:rPr>
+        <w:t>MPUR</w:t>
       </w:r>
       <w:r>
         <w:rPr>
@@ -3307,37 +3181,50 @@
       <w:proofErr w:type="spellStart"/>
       <w:r>
         <w:rPr>
-          <w:rFonts w:asciiTheme="minorHAnsi" w:hAnsiTheme="minorHAnsi" w:cstheme="minorHAnsi"/>
-          <w:b/>
-          <w:color w:val="000000"/>
-          <w:kern w:val="2"/>
-          <w:sz w:val="20"/>
-          <w:szCs w:val="20"/>
+          <w:rFonts w:ascii="Arial" w:hAnsi="Arial" w:cs="Arial"/>
+          <w:color w:val="252423"/>
+          <w:spacing w:val="-3"/>
+          <w:sz w:val="21"/>
+          <w:szCs w:val="21"/>
+          <w:shd w:val="clear" w:color="auto" w:fill="F2F6F9"/>
         </w:rPr>
         <w:t>CompanyName</w:t>
       </w:r>
       <w:proofErr w:type="spellEnd"/>
-      <w:r>
-        <w:rPr>
-          <w:rFonts w:asciiTheme="minorHAnsi" w:hAnsiTheme="minorHAnsi" w:cstheme="minorHAnsi"/>
-          <w:b/>
-          <w:color w:val="000000"/>
-          <w:kern w:val="2"/>
-          <w:sz w:val="20"/>
-          <w:szCs w:val="20"/>
-        </w:rPr>
-        <w:t>}</w:t>
-      </w:r>
-      <w:r>
-        <w:rPr>
-          <w:rFonts w:asciiTheme="minorHAnsi" w:hAnsiTheme="minorHAnsi" w:cstheme="minorHAnsi"/>
-          <w:b/>
-          <w:color w:val="000000"/>
-          <w:kern w:val="2"/>
-          <w:sz w:val="20"/>
-          <w:szCs w:val="20"/>
-        </w:rPr>
-        <w:t xml:space="preserve">, </w:t>
+      <w:proofErr w:type="gramStart"/>
+      <w:r>
+        <w:rPr>
+          <w:rFonts w:ascii="Arial" w:hAnsi="Arial" w:cs="Arial"/>
+          <w:color w:val="252423"/>
+          <w:spacing w:val="-3"/>
+          <w:sz w:val="21"/>
+          <w:szCs w:val="21"/>
+          <w:shd w:val="clear" w:color="auto" w:fill="F2F6F9"/>
+        </w:rPr>
+        <w:t xml:space="preserve">} </w:t>
+      </w:r>
+      <w:r>
+        <w:rPr>
+          <w:rFonts w:asciiTheme="minorHAnsi" w:hAnsiTheme="minorHAnsi" w:cstheme="minorHAnsi"/>
+          <w:b/>
+          <w:color w:val="000000"/>
+          <w:kern w:val="2"/>
+          <w:sz w:val="20"/>
+          <w:szCs w:val="20"/>
+        </w:rPr>
+        <w:t>,</w:t>
+      </w:r>
+      <w:proofErr w:type="gramEnd"/>
+      <w:r>
+        <w:rPr>
+          <w:rFonts w:asciiTheme="minorHAnsi" w:hAnsiTheme="minorHAnsi" w:cstheme="minorHAnsi"/>
+          <w:b/>
+          <w:color w:val="000000"/>
+          <w:kern w:val="2"/>
+          <w:sz w:val="20"/>
+          <w:szCs w:val="20"/>
+        </w:rPr>
+        <w:t xml:space="preserve"> </w:t>
       </w:r>
     </w:p>
     <w:p>
@@ -3440,8 +3327,6 @@
         </w:rPr>
         <w:t>}</w:t>
       </w:r>
-      <w:bookmarkStart w:id="0" w:name="_GoBack"/>
-      <w:bookmarkEnd w:id="0"/>
     </w:p>
     <w:p>
       <w:pPr>
@@ -3483,7 +3368,7 @@
 </file>
 
 <file path=word/styles.xml><?xml version="1.0" encoding="utf-8"?>
-<w:styles xmlns:mc="http://schemas.openxmlformats.org/markup-compatibility/2006" xmlns:r="http://schemas.openxmlformats.org/officeDocument/2006/relationships" xmlns:w="http://schemas.openxmlformats.org/wordprocessingml/2006/main" xmlns:w14="http://schemas.microsoft.com/office/word/2010/wordml" mc:Ignorable="w14">
+<w:styles xmlns:mc="http://schemas.openxmlformats.org/markup-compatibility/2006" xmlns:r="http://schemas.openxmlformats.org/officeDocument/2006/relationships" xmlns:w="http://schemas.openxmlformats.org/wordprocessingml/2006/main" xmlns:w14="http://schemas.microsoft.com/office/word/2010/wordml" xmlns:w15="http://schemas.microsoft.com/office/word/2012/wordml" mc:Ignorable="w14 w15">
   <w:docDefaults>
     <w:rPrDefault>
       <w:rPr>
@@ -3501,414 +3386,378 @@
       </w:pPr>
     </w:pPrDefault>
   </w:docDefaults>
-  <w:latentStyles w:defLockedState="0" w:defUIPriority="99" w:defSemiHidden="1" w:defUnhideWhenUsed="1" w:defQFormat="0" w:count="267">
-    <w:lsdException w:name="Normal" w:semiHidden="0" w:uiPriority="0" w:unhideWhenUsed="0" w:qFormat="1"/>
-    <w:lsdException w:name="heading 1" w:semiHidden="0" w:uiPriority="9" w:unhideWhenUsed="0" w:qFormat="1"/>
-    <w:lsdException w:name="heading 2" w:uiPriority="9" w:qFormat="1"/>
-    <w:lsdException w:name="heading 3" w:uiPriority="9" w:qFormat="1"/>
-    <w:lsdException w:name="heading 4" w:uiPriority="9" w:qFormat="1"/>
-    <w:lsdException w:name="heading 5" w:uiPriority="9" w:qFormat="1"/>
-    <w:lsdException w:name="heading 6" w:uiPriority="9" w:qFormat="1"/>
-    <w:lsdException w:name="heading 7" w:uiPriority="9" w:qFormat="1"/>
-    <w:lsdException w:name="heading 8" w:uiPriority="9" w:qFormat="1"/>
-    <w:lsdException w:name="heading 9" w:uiPriority="9" w:qFormat="1"/>
-    <w:lsdException w:name="toc 1" w:uiPriority="39"/>
-    <w:lsdException w:name="toc 2" w:uiPriority="39"/>
-    <w:lsdException w:name="toc 3" w:uiPriority="39"/>
-    <w:lsdException w:name="toc 4" w:uiPriority="39"/>
-    <w:lsdException w:name="toc 5" w:uiPriority="39"/>
-    <w:lsdException w:name="toc 6" w:uiPriority="39"/>
-    <w:lsdException w:name="toc 7" w:uiPriority="39"/>
-    <w:lsdException w:name="toc 8" w:uiPriority="39"/>
-    <w:lsdException w:name="toc 9" w:uiPriority="39"/>
-    <w:lsdException w:name="caption" w:uiPriority="35" w:qFormat="1"/>
-    <w:lsdException w:name="Title" w:semiHidden="0" w:uiPriority="10" w:unhideWhenUsed="0" w:qFormat="1"/>
-    <w:lsdException w:name="Default Paragraph Font" w:uiPriority="1"/>
-    <w:lsdException w:name="Subtitle" w:semiHidden="0" w:uiPriority="11" w:unhideWhenUsed="0" w:qFormat="1"/>
-    <w:lsdException w:name="Strong" w:semiHidden="0" w:uiPriority="22" w:unhideWhenUsed="0" w:qFormat="1"/>
-    <w:lsdException w:name="Emphasis" w:semiHidden="0" w:uiPriority="20" w:unhideWhenUsed="0" w:qFormat="1"/>
-    <w:lsdException w:name="Table Grid" w:semiHidden="0" w:uiPriority="39" w:unhideWhenUsed="0"/>
-    <w:lsdException w:name="Placeholder Text" w:unhideWhenUsed="0"/>
-    <w:lsdException w:name="No Spacing" w:semiHidden="0" w:uiPriority="1" w:unhideWhenUsed="0" w:qFormat="1"/>
-    <w:lsdException w:name="Light Shading" w:semiHidden="0" w:uiPriority="60" w:unhideWhenUsed="0"/>
-    <w:lsdException w:name="Light List" w:semiHidden="0" w:uiPriority="61" w:unhideWhenUsed="0"/>
-    <w:lsdException w:name="Light Grid" w:semiHidden="0" w:uiPriority="62" w:unhideWhenUsed="0"/>
-    <w:lsdException w:name="Medium Shading 1" w:semiHidden="0" w:uiPriority="63" w:unhideWhenUsed="0"/>
-    <w:lsdException w:name="Medium Shading 2" w:semiHidden="0" w:uiPriority="64" w:unhideWhenUsed="0"/>
-    <w:lsdException w:name="Medium List 1" w:semiHidden="0" w:uiPriority="65" w:unhideWhenUsed="0"/>
-    <w:lsdException w:name="Medium List 2" w:semiHidden="0" w:uiPriority="66" w:unhideWhenUsed="0"/>
-    <w:lsdException w:name="Medium Grid 1" w:semiHidden="0" w:uiPriority="67" w:unhideWhenUsed="0"/>
-    <w:lsdException w:name="Medium Grid 2" w:semiHidden="0" w:uiPriority="68" w:unhideWhenUsed="0"/>
-    <w:lsdException w:name="Medium Grid 3" w:semiHidden="0" w:uiPriority="69" w:unhideWhenUsed="0"/>
-    <w:lsdException w:name="Dark List" w:semiHidden="0" w:uiPriority="70" w:unhideWhenUsed="0"/>
-    <w:lsdException w:name="Colorful Shading" w:semiHidden="0" w:uiPriority="71" w:unhideWhenUsed="0"/>
-    <w:lsdException w:name="Colorful List" w:semiHidden="0" w:uiPriority="72" w:unhideWhenUsed="0"/>
-    <w:lsdException w:name="Colorful Grid" w:semiHidden="0" w:uiPriority="73" w:unhideWhenUsed="0"/>
-    <w:lsdException w:name="Light Shading Accent 1" w:semiHidden="0" w:uiPriority="60" w:unhideWhenUsed="0"/>
-    <w:lsdException w:name="Light List Accent 1" w:semiHidden="0" w:uiPriority="61" w:unhideWhenUsed="0"/>
-    <w:lsdException w:name="Light Grid Accent 1" w:semiHidden="0" w:uiPriority="62" w:unhideWhenUsed="0"/>
-    <w:lsdException w:name="Medium Shading 1 Accent 1" w:semiHidden="0" w:uiPriority="63" w:unhideWhenUsed="0"/>
-    <w:lsdException w:name="Medium Shading 2 Accent 1" w:semiHidden="0" w:uiPriority="64" w:unhideWhenUsed="0"/>
-    <w:lsdException w:name="Medium List 1 Accent 1" w:semiHidden="0" w:uiPriority="65" w:unhideWhenUsed="0"/>
-    <w:lsdException w:name="Revision" w:unhideWhenUsed="0"/>
-    <w:lsdException w:name="List Paragraph" w:semiHidden="0" w:uiPriority="34" w:unhideWhenUsed="0" w:qFormat="1"/>
-    <w:lsdException w:name="Quote" w:semiHidden="0" w:uiPriority="29" w:unhideWhenUsed="0" w:qFormat="1"/>
-    <w:lsdException w:name="Intense Quote" w:semiHidden="0" w:uiPriority="30" w:unhideWhenUsed="0" w:qFormat="1"/>
-    <w:lsdException w:name="Medium List 2 Accent 1" w:semiHidden="0" w:uiPriority="66" w:unhideWhenUsed="0"/>
-    <w:lsdException w:name="Medium Grid 1 Accent 1" w:semiHidden="0" w:uiPriority="67" w:unhideWhenUsed="0"/>
-    <w:lsdException w:name="Medium Grid 2 Accent 1" w:semiHidden="0" w:uiPriority="68" w:unhideWhenUsed="0"/>
-    <w:lsdException w:name="Medium Grid 3 Accent 1" w:semiHidden="0" w:uiPriority="69" w:unhideWhenUsed="0"/>
-    <w:lsdException w:name="Dark List Accent 1" w:semiHidden="0" w:uiPriority="70" w:unhideWhenUsed="0"/>
-    <w:lsdException w:name="Colorful Shading Accent 1" w:semiHidden="0" w:uiPriority="71" w:unhideWhenUsed="0"/>
-    <w:lsdException w:name="Colorful List Accent 1" w:semiHidden="0" w:uiPriority="72" w:unhideWhenUsed="0"/>
-    <w:lsdException w:name="Colorful Grid Accent 1" w:semiHidden="0" w:uiPriority="73" w:unhideWhenUsed="0"/>
-    <w:lsdException w:name="Light Shading Accent 2" w:semiHidden="0" w:uiPriority="60" w:unhideWhenUsed="0"/>
-    <w:lsdException w:name="Light List Accent 2" w:semiHidden="0" w:uiPriority="61" w:unhideWhenUsed="0"/>
-    <w:lsdException w:name="Light Grid Accent 2" w:semiHidden="0" w:uiPriority="62" w:unhideWhenUsed="0"/>
-    <w:lsdException w:name="Medium Shading 1 Accent 2" w:semiHidden="0" w:uiPriority="63" w:unhideWhenUsed="0"/>
-    <w:lsdException w:name="Medium Shading 2 Accent 2" w:semiHidden="0" w:uiPriority="64" w:unhideWhenUsed="0"/>
-    <w:lsdException w:name="Medium List 1 Accent 2" w:semiHidden="0" w:uiPriority="65" w:unhideWhenUsed="0"/>
-    <w:lsdException w:name="Medium List 2 Accent 2" w:semiHidden="0" w:uiPriority="66" w:unhideWhenUsed="0"/>
-    <w:lsdException w:name="Medium Grid 1 Accent 2" w:semiHidden="0" w:uiPriority="67" w:unhideWhenUsed="0"/>
-    <w:lsdException w:name="Medium Grid 2 Accent 2" w:semiHidden="0" w:uiPriority="68" w:unhideWhenUsed="0"/>
-    <w:lsdException w:name="Medium Grid 3 Accent 2" w:semiHidden="0" w:uiPriority="69" w:unhideWhenUsed="0"/>
-    <w:lsdException w:name="Dark List Accent 2" w:semiHidden="0" w:uiPriority="70" w:unhideWhenUsed="0"/>
-    <w:lsdException w:name="Colorful Shading Accent 2" w:semiHidden="0" w:uiPriority="71" w:unhideWhenUsed="0"/>
-    <w:lsdException w:name="Colorful List Accent 2" w:semiHidden="0" w:uiPriority="72" w:unhideWhenUsed="0"/>
-    <w:lsdException w:name="Colorful Grid Accent 2" w:semiHidden="0" w:uiPriority="73" w:unhideWhenUsed="0"/>
-    <w:lsdException w:name="Light Shading Accent 3" w:semiHidden="0" w:uiPriority="60" w:unhideWhenUsed="0"/>
-    <w:lsdException w:name="Light List Accent 3" w:semiHidden="0" w:uiPriority="61" w:unhideWhenUsed="0"/>
-    <w:lsdException w:name="Light Grid Accent 3" w:semiHidden="0" w:uiPriority="62" w:unhideWhenUsed="0"/>
-    <w:lsdException w:name="Medium Shading 1 Accent 3" w:semiHidden="0" w:uiPriority="63" w:unhideWhenUsed="0"/>
-    <w:lsdException w:name="Medium Shading 2 Accent 3" w:semiHidden="0" w:uiPriority="64" w:unhideWhenUsed="0"/>
-    <w:lsdException w:name="Medium List 1 Accent 3" w:semiHidden="0" w:uiPriority="65" w:unhideWhenUsed="0"/>
-    <w:lsdException w:name="Medium List 2 Accent 3" w:semiHidden="0" w:uiPriority="66" w:unhideWhenUsed="0"/>
-    <w:lsdException w:name="Medium Grid 1 Accent 3" w:semiHidden="0" w:uiPriority="67" w:unhideWhenUsed="0"/>
-    <w:lsdException w:name="Medium Grid 2 Accent 3" w:semiHidden="0" w:uiPriority="68" w:unhideWhenUsed="0"/>
-    <w:lsdException w:name="Medium Grid 3 Accent 3" w:semiHidden="0" w:uiPriority="69" w:unhideWhenUsed="0"/>
-    <w:lsdException w:name="Dark List Accent 3" w:semiHidden="0" w:uiPriority="70" w:unhideWhenUsed="0"/>
-    <w:lsdException w:name="Colorful Shading Accent 3" w:semiHidden="0" w:uiPriority="71" w:unhideWhenUsed="0"/>
-    <w:lsdException w:name="Colorful List Accent 3" w:semiHidden="0" w:uiPriority="72" w:unhideWhenUsed="0"/>
-    <w:lsdException w:name="Colorful Grid Accent 3" w:semiHidden="0" w:uiPriority="73" w:unhideWhenUsed="0"/>
-    <w:lsdException w:name="Light Shading Accent 4" w:semiHidden="0" w:uiPriority="60" w:unhideWhenUsed="0"/>
-    <w:lsdException w:name="Light List Accent 4" w:semiHidden="0" w:uiPriority="61" w:unhideWhenUsed="0"/>
-    <w:lsdException w:name="Light Grid Accent 4" w:semiHidden="0" w:uiPriority="62" w:unhideWhenUsed="0"/>
-    <w:lsdException w:name="Medium Shading 1 Accent 4" w:semiHidden="0" w:uiPriority="63" w:unhideWhenUsed="0"/>
-    <w:lsdException w:name="Medium Shading 2 Accent 4" w:semiHidden="0" w:uiPriority="64" w:unhideWhenUsed="0"/>
-    <w:lsdException w:name="Medium List 1 Accent 4" w:semiHidden="0" w:uiPriority="65" w:unhideWhenUsed="0"/>
-    <w:lsdException w:name="Medium List 2 Accent 4" w:semiHidden="0" w:uiPriority="66" w:unhideWhenUsed="0"/>
-    <w:lsdException w:name="Medium Grid 1 Accent 4" w:semiHidden="0" w:uiPriority="67" w:unhideWhenUsed="0"/>
-    <w:lsdException w:name="Medium Grid 2 Accent 4" w:semiHidden="0" w:uiPriority="68" w:unhideWhenUsed="0"/>
-    <w:lsdException w:name="Medium Grid 3 Accent 4" w:semiHidden="0" w:uiPriority="69" w:unhideWhenUsed="0"/>
-    <w:lsdException w:name="Dark List Accent 4" w:semiHidden="0" w:uiPriority="70" w:unhideWhenUsed="0"/>
-    <w:lsdException w:name="Colorful Shading Accent 4" w:semiHidden="0" w:uiPriority="71" w:unhideWhenUsed="0"/>
-    <w:lsdException w:name="Colorful List Accent 4" w:semiHidden="0" w:uiPriority="72" w:unhideWhenUsed="0"/>
-    <w:lsdException w:name="Colorful Grid Accent 4" w:semiHidden="0" w:uiPriority="73" w:unhideWhenUsed="0"/>
-    <w:lsdException w:name="Light Shading Accent 5" w:semiHidden="0" w:uiPriority="60" w:unhideWhenUsed="0"/>
-    <w:lsdException w:name="Light List Accent 5" w:semiHidden="0" w:uiPriority="61" w:unhideWhenUsed="0"/>
-    <w:lsdException w:name="Light Grid Accent 5" w:semiHidden="0" w:uiPriority="62" w:unhideWhenUsed="0"/>
-    <w:lsdException w:name="Medium Shading 1 Accent 5" w:semiHidden="0" w:uiPriority="63" w:unhideWhenUsed="0"/>
-    <w:lsdException w:name="Medium Shading 2 Accent 5" w:semiHidden="0" w:uiPriority="64" w:unhideWhenUsed="0"/>
-    <w:lsdException w:name="Medium List 1 Accent 5" w:semiHidden="0" w:uiPriority="65" w:unhideWhenUsed="0"/>
-    <w:lsdException w:name="Medium List 2 Accent 5" w:semiHidden="0" w:uiPriority="66" w:unhideWhenUsed="0"/>
-    <w:lsdException w:name="Medium Grid 1 Accent 5" w:semiHidden="0" w:uiPriority="67" w:unhideWhenUsed="0"/>
-    <w:lsdException w:name="Medium Grid 2 Accent 5" w:semiHidden="0" w:uiPriority="68" w:unhideWhenUsed="0"/>
-    <w:lsdException w:name="Medium Grid 3 Accent 5" w:semiHidden="0" w:uiPriority="69" w:unhideWhenUsed="0"/>
-    <w:lsdException w:name="Dark List Accent 5" w:semiHidden="0" w:uiPriority="70" w:unhideWhenUsed="0"/>
-    <w:lsdException w:name="Colorful Shading Accent 5" w:semiHidden="0" w:uiPriority="71" w:unhideWhenUsed="0"/>
-    <w:lsdException w:name="Colorful List Accent 5" w:semiHidden="0" w:uiPriority="72" w:unhideWhenUsed="0"/>
-    <w:lsdException w:name="Colorful Grid Accent 5" w:semiHidden="0" w:uiPriority="73" w:unhideWhenUsed="0"/>
-    <w:lsdException w:name="Light Shading Accent 6" w:semiHidden="0" w:uiPriority="60" w:unhideWhenUsed="0"/>
-    <w:lsdException w:name="Light List Accent 6" w:semiHidden="0" w:uiPriority="61" w:unhideWhenUsed="0"/>
-    <w:lsdException w:name="Light Grid Accent 6" w:semiHidden="0" w:uiPriority="62" w:unhideWhenUsed="0"/>
-    <w:lsdException w:name="Medium Shading 1 Accent 6" w:semiHidden="0" w:uiPriority="63" w:unhideWhenUsed="0"/>
-    <w:lsdException w:name="Medium Shading 2 Accent 6" w:semiHidden="0" w:uiPriority="64" w:unhideWhenUsed="0"/>
-    <w:lsdException w:name="Medium List 1 Accent 6" w:semiHidden="0" w:uiPriority="65" w:unhideWhenUsed="0"/>
-    <w:lsdException w:name="Medium List 2 Accent 6" w:semiHidden="0" w:uiPriority="66" w:unhideWhenUsed="0"/>
-    <w:lsdException w:name="Medium Grid 1 Accent 6" w:semiHidden="0" w:uiPriority="67" w:unhideWhenUsed="0"/>
-    <w:lsdException w:name="Medium Grid 2 Accent 6" w:semiHidden="0" w:uiPriority="68" w:unhideWhenUsed="0"/>
-    <w:lsdException w:name="Medium Grid 3 Accent 6" w:semiHidden="0" w:uiPriority="69" w:unhideWhenUsed="0"/>
-    <w:lsdException w:name="Dark List Accent 6" w:semiHidden="0" w:uiPriority="70" w:unhideWhenUsed="0"/>
-    <w:lsdException w:name="Colorful Shading Accent 6" w:semiHidden="0" w:uiPriority="71" w:unhideWhenUsed="0"/>
-    <w:lsdException w:name="Colorful List Accent 6" w:semiHidden="0" w:uiPriority="72" w:unhideWhenUsed="0"/>
-    <w:lsdException w:name="Colorful Grid Accent 6" w:semiHidden="0" w:uiPriority="73" w:unhideWhenUsed="0"/>
-    <w:lsdException w:name="Subtle Emphasis" w:semiHidden="0" w:uiPriority="19" w:unhideWhenUsed="0" w:qFormat="1"/>
-    <w:lsdException w:name="Intense Emphasis" w:semiHidden="0" w:uiPriority="21" w:unhideWhenUsed="0" w:qFormat="1"/>
-    <w:lsdException w:name="Subtle Reference" w:semiHidden="0" w:uiPriority="31" w:unhideWhenUsed="0" w:qFormat="1"/>
-    <w:lsdException w:name="Intense Reference" w:semiHidden="0" w:uiPriority="32" w:unhideWhenUsed="0" w:qFormat="1"/>
-    <w:lsdException w:name="Book Title" w:semiHidden="0" w:uiPriority="33" w:unhideWhenUsed="0" w:qFormat="1"/>
-    <w:lsdException w:name="Bibliography" w:uiPriority="37"/>
-    <w:lsdException w:name="TOC Heading" w:uiPriority="39" w:qFormat="1"/>
-  </w:latentStyles>
-  <w:style w:type="paragraph" w:default="1" w:styleId="Normal">
-    <w:name w:val="Normal"/>
-    <w:qFormat/>
-    <w:rsid w:val="005C3B92"/>
-    <w:rPr>
-      <w:rFonts w:ascii="Times New Roman" w:eastAsia="Times New Roman" w:hAnsi="Times New Roman" w:cs="Times New Roman"/>
-    </w:rPr>
-  </w:style>
-  <w:style w:type="paragraph" w:styleId="Heading1">
-    <w:name w:val="heading 1"/>
-    <w:basedOn w:val="Normal"/>
-    <w:uiPriority w:val="9"/>
-    <w:qFormat/>
-    <w:pPr>
-      <w:ind w:left="148"/>
-      <w:outlineLvl w:val="0"/>
-    </w:pPr>
-    <w:rPr>
-      <w:b/>
-      <w:bCs/>
-      <w:sz w:val="20"/>
-      <w:szCs w:val="20"/>
-    </w:rPr>
-  </w:style>
-  <w:style w:type="character" w:default="1" w:styleId="DefaultParagraphFont">
-    <w:name w:val="Default Paragraph Font"/>
-    <w:uiPriority w:val="1"/>
-    <w:semiHidden/>
-    <w:unhideWhenUsed/>
-  </w:style>
-  <w:style w:type="table" w:default="1" w:styleId="TableNormal">
-    <w:name w:val="Normal Table"/>
-    <w:uiPriority w:val="99"/>
-    <w:semiHidden/>
-    <w:unhideWhenUsed/>
-    <w:tblPr>
-      <w:tblInd w:w="0" w:type="dxa"/>
-      <w:tblCellMar>
-        <w:top w:w="0" w:type="dxa"/>
-        <w:left w:w="108" w:type="dxa"/>
-        <w:bottom w:w="0" w:type="dxa"/>
-        <w:right w:w="108" w:type="dxa"/>
-      </w:tblCellMar>
-    </w:tblPr>
-  </w:style>
-  <w:style w:type="numbering" w:default="1" w:styleId="NoList">
-    <w:name w:val="No List"/>
-    <w:uiPriority w:val="99"/>
-    <w:semiHidden/>
-    <w:unhideWhenUsed/>
-  </w:style>
-  <w:style w:type="paragraph" w:styleId="BodyText">
-    <w:name w:val="Body Text"/>
-    <w:basedOn w:val="Normal"/>
-    <w:uiPriority w:val="1"/>
-    <w:qFormat/>
-    <w:rPr>
-      <w:sz w:val="20"/>
-      <w:szCs w:val="20"/>
-    </w:rPr>
-  </w:style>
-  <w:style w:type="paragraph" w:styleId="ListParagraph">
-    <w:name w:val="List Paragraph"/>
-    <w:basedOn w:val="Normal"/>
-    <w:uiPriority w:val="1"/>
-    <w:qFormat/>
-  </w:style>
-  <w:style w:type="paragraph" w:customStyle="1" w:styleId="TableParagraph">
-    <w:name w:val="Table Paragraph"/>
-    <w:basedOn w:val="Normal"/>
-    <w:uiPriority w:val="1"/>
-    <w:qFormat/>
-    <w:pPr>
-      <w:spacing w:before="29"/>
-      <w:ind w:left="56"/>
-    </w:pPr>
-  </w:style>
-  <w:style w:type="character" w:customStyle="1" w:styleId="apple-converted-space">
-    <w:name w:val="apple-converted-space"/>
-    <w:basedOn w:val="DefaultParagraphFont"/>
-    <w:rsid w:val="00C0488A"/>
-  </w:style>
-  <w:style w:type="paragraph" w:styleId="BalloonText">
-    <w:name w:val="Balloon Text"/>
-    <w:basedOn w:val="Normal"/>
-    <w:link w:val="BalloonTextChar"/>
-    <w:uiPriority w:val="99"/>
-    <w:semiHidden/>
-    <w:unhideWhenUsed/>
-    <w:rsid w:val="005E189B"/>
-    <w:rPr>
-      <w:rFonts w:ascii="Segoe UI" w:hAnsi="Segoe UI" w:cs="Segoe UI"/>
-      <w:sz w:val="18"/>
-      <w:szCs w:val="18"/>
-    </w:rPr>
-  </w:style>
-  <w:style w:type="character" w:customStyle="1" w:styleId="BalloonTextChar">
-    <w:name w:val="Balloon Text Char"/>
-    <w:basedOn w:val="DefaultParagraphFont"/>
-    <w:link w:val="BalloonText"/>
-    <w:uiPriority w:val="99"/>
-    <w:semiHidden/>
-    <w:rsid w:val="005E189B"/>
-    <w:rPr>
-      <w:rFonts w:ascii="Segoe UI" w:eastAsia="Times New Roman" w:hAnsi="Segoe UI" w:cs="Segoe UI"/>
-      <w:sz w:val="18"/>
-      <w:szCs w:val="18"/>
-    </w:rPr>
-  </w:style>
-</w:styles>
-</file>
-
-<file path=word/stylesWithEffects.xml><?xml version="1.0" encoding="utf-8"?>
-<w:styles xmlns:wpc="http://schemas.microsoft.com/office/word/2010/wordprocessingCanvas" xmlns:mc="http://schemas.openxmlformats.org/markup-compatibility/2006" xmlns:o="urn:schemas-microsoft-com:office:office" xmlns:r="http://schemas.openxmlformats.org/officeDocument/2006/relationships" xmlns:m="http://schemas.openxmlformats.org/officeDocument/2006/math" xmlns:v="urn:schemas-microsoft-com:vml" xmlns:wp14="http://schemas.microsoft.com/office/word/2010/wordprocessingDrawing" xmlns:wp="http://schemas.openxmlformats.org/drawingml/2006/wordprocessingDrawing" xmlns:w10="urn:schemas-microsoft-com:office:word" xmlns:w="http://schemas.openxmlformats.org/wordprocessingml/2006/main" xmlns:w14="http://schemas.microsoft.com/office/word/2010/wordml" xmlns:wpg="http://schemas.microsoft.com/office/word/2010/wordprocessingGroup" xmlns:wpi="http://schemas.microsoft.com/office/word/2010/wordprocessingInk" xmlns:wne="http://schemas.microsoft.com/office/word/2006/wordml" xmlns:wps="http://schemas.microsoft.com/office/word/2010/wordprocessingShape" mc:Ignorable="w14 wp14">
-  <w:docDefaults>
-    <w:rPrDefault>
-      <w:rPr>
-        <w:rFonts w:asciiTheme="minorHAnsi" w:eastAsiaTheme="minorHAnsi" w:hAnsiTheme="minorHAnsi" w:cstheme="minorBidi"/>
-        <w:sz w:val="22"/>
-        <w:szCs w:val="22"/>
-        <w:lang w:val="en-US" w:eastAsia="en-US" w:bidi="ar-SA"/>
-      </w:rPr>
-    </w:rPrDefault>
-    <w:pPrDefault>
-      <w:pPr>
-        <w:widowControl w:val="0"/>
-        <w:autoSpaceDE w:val="0"/>
-        <w:autoSpaceDN w:val="0"/>
-      </w:pPr>
-    </w:pPrDefault>
-  </w:docDefaults>
-  <w:latentStyles w:defLockedState="0" w:defUIPriority="99" w:defSemiHidden="1" w:defUnhideWhenUsed="1" w:defQFormat="0" w:count="267">
-    <w:lsdException w:name="Normal" w:semiHidden="0" w:uiPriority="0" w:unhideWhenUsed="0" w:qFormat="1"/>
-    <w:lsdException w:name="heading 1" w:semiHidden="0" w:uiPriority="9" w:unhideWhenUsed="0" w:qFormat="1"/>
-    <w:lsdException w:name="heading 2" w:uiPriority="9" w:qFormat="1"/>
-    <w:lsdException w:name="heading 3" w:uiPriority="9" w:qFormat="1"/>
-    <w:lsdException w:name="heading 4" w:uiPriority="9" w:qFormat="1"/>
-    <w:lsdException w:name="heading 5" w:uiPriority="9" w:qFormat="1"/>
-    <w:lsdException w:name="heading 6" w:uiPriority="9" w:qFormat="1"/>
-    <w:lsdException w:name="heading 7" w:uiPriority="9" w:qFormat="1"/>
-    <w:lsdException w:name="heading 8" w:uiPriority="9" w:qFormat="1"/>
-    <w:lsdException w:name="heading 9" w:uiPriority="9" w:qFormat="1"/>
-    <w:lsdException w:name="toc 1" w:uiPriority="39"/>
-    <w:lsdException w:name="toc 2" w:uiPriority="39"/>
-    <w:lsdException w:name="toc 3" w:uiPriority="39"/>
-    <w:lsdException w:name="toc 4" w:uiPriority="39"/>
-    <w:lsdException w:name="toc 5" w:uiPriority="39"/>
-    <w:lsdException w:name="toc 6" w:uiPriority="39"/>
-    <w:lsdException w:name="toc 7" w:uiPriority="39"/>
-    <w:lsdException w:name="toc 8" w:uiPriority="39"/>
-    <w:lsdException w:name="toc 9" w:uiPriority="39"/>
-    <w:lsdException w:name="caption" w:uiPriority="35" w:qFormat="1"/>
-    <w:lsdException w:name="Title" w:semiHidden="0" w:uiPriority="10" w:unhideWhenUsed="0" w:qFormat="1"/>
-    <w:lsdException w:name="Default Paragraph Font" w:uiPriority="1"/>
-    <w:lsdException w:name="Subtitle" w:semiHidden="0" w:uiPriority="11" w:unhideWhenUsed="0" w:qFormat="1"/>
-    <w:lsdException w:name="Strong" w:semiHidden="0" w:uiPriority="22" w:unhideWhenUsed="0" w:qFormat="1"/>
-    <w:lsdException w:name="Emphasis" w:semiHidden="0" w:uiPriority="20" w:unhideWhenUsed="0" w:qFormat="1"/>
-    <w:lsdException w:name="Table Grid" w:semiHidden="0" w:uiPriority="39" w:unhideWhenUsed="0"/>
-    <w:lsdException w:name="Placeholder Text" w:unhideWhenUsed="0"/>
-    <w:lsdException w:name="No Spacing" w:semiHidden="0" w:uiPriority="1" w:unhideWhenUsed="0" w:qFormat="1"/>
-    <w:lsdException w:name="Light Shading" w:semiHidden="0" w:uiPriority="60" w:unhideWhenUsed="0"/>
-    <w:lsdException w:name="Light List" w:semiHidden="0" w:uiPriority="61" w:unhideWhenUsed="0"/>
-    <w:lsdException w:name="Light Grid" w:semiHidden="0" w:uiPriority="62" w:unhideWhenUsed="0"/>
-    <w:lsdException w:name="Medium Shading 1" w:semiHidden="0" w:uiPriority="63" w:unhideWhenUsed="0"/>
-    <w:lsdException w:name="Medium Shading 2" w:semiHidden="0" w:uiPriority="64" w:unhideWhenUsed="0"/>
-    <w:lsdException w:name="Medium List 1" w:semiHidden="0" w:uiPriority="65" w:unhideWhenUsed="0"/>
-    <w:lsdException w:name="Medium List 2" w:semiHidden="0" w:uiPriority="66" w:unhideWhenUsed="0"/>
-    <w:lsdException w:name="Medium Grid 1" w:semiHidden="0" w:uiPriority="67" w:unhideWhenUsed="0"/>
-    <w:lsdException w:name="Medium Grid 2" w:semiHidden="0" w:uiPriority="68" w:unhideWhenUsed="0"/>
-    <w:lsdException w:name="Medium Grid 3" w:semiHidden="0" w:uiPriority="69" w:unhideWhenUsed="0"/>
-    <w:lsdException w:name="Dark List" w:semiHidden="0" w:uiPriority="70" w:unhideWhenUsed="0"/>
-    <w:lsdException w:name="Colorful Shading" w:semiHidden="0" w:uiPriority="71" w:unhideWhenUsed="0"/>
-    <w:lsdException w:name="Colorful List" w:semiHidden="0" w:uiPriority="72" w:unhideWhenUsed="0"/>
-    <w:lsdException w:name="Colorful Grid" w:semiHidden="0" w:uiPriority="73" w:unhideWhenUsed="0"/>
-    <w:lsdException w:name="Light Shading Accent 1" w:semiHidden="0" w:uiPriority="60" w:unhideWhenUsed="0"/>
-    <w:lsdException w:name="Light List Accent 1" w:semiHidden="0" w:uiPriority="61" w:unhideWhenUsed="0"/>
-    <w:lsdException w:name="Light Grid Accent 1" w:semiHidden="0" w:uiPriority="62" w:unhideWhenUsed="0"/>
-    <w:lsdException w:name="Medium Shading 1 Accent 1" w:semiHidden="0" w:uiPriority="63" w:unhideWhenUsed="0"/>
-    <w:lsdException w:name="Medium Shading 2 Accent 1" w:semiHidden="0" w:uiPriority="64" w:unhideWhenUsed="0"/>
-    <w:lsdException w:name="Medium List 1 Accent 1" w:semiHidden="0" w:uiPriority="65" w:unhideWhenUsed="0"/>
-    <w:lsdException w:name="Revision" w:unhideWhenUsed="0"/>
-    <w:lsdException w:name="List Paragraph" w:semiHidden="0" w:uiPriority="34" w:unhideWhenUsed="0" w:qFormat="1"/>
-    <w:lsdException w:name="Quote" w:semiHidden="0" w:uiPriority="29" w:unhideWhenUsed="0" w:qFormat="1"/>
-    <w:lsdException w:name="Intense Quote" w:semiHidden="0" w:uiPriority="30" w:unhideWhenUsed="0" w:qFormat="1"/>
-    <w:lsdException w:name="Medium List 2 Accent 1" w:semiHidden="0" w:uiPriority="66" w:unhideWhenUsed="0"/>
-    <w:lsdException w:name="Medium Grid 1 Accent 1" w:semiHidden="0" w:uiPriority="67" w:unhideWhenUsed="0"/>
-    <w:lsdException w:name="Medium Grid 2 Accent 1" w:semiHidden="0" w:uiPriority="68" w:unhideWhenUsed="0"/>
-    <w:lsdException w:name="Medium Grid 3 Accent 1" w:semiHidden="0" w:uiPriority="69" w:unhideWhenUsed="0"/>
-    <w:lsdException w:name="Dark List Accent 1" w:semiHidden="0" w:uiPriority="70" w:unhideWhenUsed="0"/>
-    <w:lsdException w:name="Colorful Shading Accent 1" w:semiHidden="0" w:uiPriority="71" w:unhideWhenUsed="0"/>
-    <w:lsdException w:name="Colorful List Accent 1" w:semiHidden="0" w:uiPriority="72" w:unhideWhenUsed="0"/>
-    <w:lsdException w:name="Colorful Grid Accent 1" w:semiHidden="0" w:uiPriority="73" w:unhideWhenUsed="0"/>
-    <w:lsdException w:name="Light Shading Accent 2" w:semiHidden="0" w:uiPriority="60" w:unhideWhenUsed="0"/>
-    <w:lsdException w:name="Light List Accent 2" w:semiHidden="0" w:uiPriority="61" w:unhideWhenUsed="0"/>
-    <w:lsdException w:name="Light Grid Accent 2" w:semiHidden="0" w:uiPriority="62" w:unhideWhenUsed="0"/>
-    <w:lsdException w:name="Medium Shading 1 Accent 2" w:semiHidden="0" w:uiPriority="63" w:unhideWhenUsed="0"/>
-    <w:lsdException w:name="Medium Shading 2 Accent 2" w:semiHidden="0" w:uiPriority="64" w:unhideWhenUsed="0"/>
-    <w:lsdException w:name="Medium List 1 Accent 2" w:semiHidden="0" w:uiPriority="65" w:unhideWhenUsed="0"/>
-    <w:lsdException w:name="Medium List 2 Accent 2" w:semiHidden="0" w:uiPriority="66" w:unhideWhenUsed="0"/>
-    <w:lsdException w:name="Medium Grid 1 Accent 2" w:semiHidden="0" w:uiPriority="67" w:unhideWhenUsed="0"/>
-    <w:lsdException w:name="Medium Grid 2 Accent 2" w:semiHidden="0" w:uiPriority="68" w:unhideWhenUsed="0"/>
-    <w:lsdException w:name="Medium Grid 3 Accent 2" w:semiHidden="0" w:uiPriority="69" w:unhideWhenUsed="0"/>
-    <w:lsdException w:name="Dark List Accent 2" w:semiHidden="0" w:uiPriority="70" w:unhideWhenUsed="0"/>
-    <w:lsdException w:name="Colorful Shading Accent 2" w:semiHidden="0" w:uiPriority="71" w:unhideWhenUsed="0"/>
-    <w:lsdException w:name="Colorful List Accent 2" w:semiHidden="0" w:uiPriority="72" w:unhideWhenUsed="0"/>
-    <w:lsdException w:name="Colorful Grid Accent 2" w:semiHidden="0" w:uiPriority="73" w:unhideWhenUsed="0"/>
-    <w:lsdException w:name="Light Shading Accent 3" w:semiHidden="0" w:uiPriority="60" w:unhideWhenUsed="0"/>
-    <w:lsdException w:name="Light List Accent 3" w:semiHidden="0" w:uiPriority="61" w:unhideWhenUsed="0"/>
-    <w:lsdException w:name="Light Grid Accent 3" w:semiHidden="0" w:uiPriority="62" w:unhideWhenUsed="0"/>
-    <w:lsdException w:name="Medium Shading 1 Accent 3" w:semiHidden="0" w:uiPriority="63" w:unhideWhenUsed="0"/>
-    <w:lsdException w:name="Medium Shading 2 Accent 3" w:semiHidden="0" w:uiPriority="64" w:unhideWhenUsed="0"/>
-    <w:lsdException w:name="Medium List 1 Accent 3" w:semiHidden="0" w:uiPriority="65" w:unhideWhenUsed="0"/>
-    <w:lsdException w:name="Medium List 2 Accent 3" w:semiHidden="0" w:uiPriority="66" w:unhideWhenUsed="0"/>
-    <w:lsdException w:name="Medium Grid 1 Accent 3" w:semiHidden="0" w:uiPriority="67" w:unhideWhenUsed="0"/>
-    <w:lsdException w:name="Medium Grid 2 Accent 3" w:semiHidden="0" w:uiPriority="68" w:unhideWhenUsed="0"/>
-    <w:lsdException w:name="Medium Grid 3 Accent 3" w:semiHidden="0" w:uiPriority="69" w:unhideWhenUsed="0"/>
-    <w:lsdException w:name="Dark List Accent 3" w:semiHidden="0" w:uiPriority="70" w:unhideWhenUsed="0"/>
-    <w:lsdException w:name="Colorful Shading Accent 3" w:semiHidden="0" w:uiPriority="71" w:unhideWhenUsed="0"/>
-    <w:lsdException w:name="Colorful List Accent 3" w:semiHidden="0" w:uiPriority="72" w:unhideWhenUsed="0"/>
-    <w:lsdException w:name="Colorful Grid Accent 3" w:semiHidden="0" w:uiPriority="73" w:unhideWhenUsed="0"/>
-    <w:lsdException w:name="Light Shading Accent 4" w:semiHidden="0" w:uiPriority="60" w:unhideWhenUsed="0"/>
-    <w:lsdException w:name="Light List Accent 4" w:semiHidden="0" w:uiPriority="61" w:unhideWhenUsed="0"/>
-    <w:lsdException w:name="Light Grid Accent 4" w:semiHidden="0" w:uiPriority="62" w:unhideWhenUsed="0"/>
-    <w:lsdException w:name="Medium Shading 1 Accent 4" w:semiHidden="0" w:uiPriority="63" w:unhideWhenUsed="0"/>
-    <w:lsdException w:name="Medium Shading 2 Accent 4" w:semiHidden="0" w:uiPriority="64" w:unhideWhenUsed="0"/>
-    <w:lsdException w:name="Medium List 1 Accent 4" w:semiHidden="0" w:uiPriority="65" w:unhideWhenUsed="0"/>
-    <w:lsdException w:name="Medium List 2 Accent 4" w:semiHidden="0" w:uiPriority="66" w:unhideWhenUsed="0"/>
-    <w:lsdException w:name="Medium Grid 1 Accent 4" w:semiHidden="0" w:uiPriority="67" w:unhideWhenUsed="0"/>
-    <w:lsdException w:name="Medium Grid 2 Accent 4" w:semiHidden="0" w:uiPriority="68" w:unhideWhenUsed="0"/>
-    <w:lsdException w:name="Medium Grid 3 Accent 4" w:semiHidden="0" w:uiPriority="69" w:unhideWhenUsed="0"/>
-    <w:lsdException w:name="Dark List Accent 4" w:semiHidden="0" w:uiPriority="70" w:unhideWhenUsed="0"/>
-    <w:lsdException w:name="Colorful Shading Accent 4" w:semiHidden="0" w:uiPriority="71" w:unhideWhenUsed="0"/>
-    <w:lsdException w:name="Colorful List Accent 4" w:semiHidden="0" w:uiPriority="72" w:unhideWhenUsed="0"/>
-    <w:lsdException w:name="Colorful Grid Accent 4" w:semiHidden="0" w:uiPriority="73" w:unhideWhenUsed="0"/>
-    <w:lsdException w:name="Light Shading Accent 5" w:semiHidden="0" w:uiPriority="60" w:unhideWhenUsed="0"/>
-    <w:lsdException w:name="Light List Accent 5" w:semiHidden="0" w:uiPriority="61" w:unhideWhenUsed="0"/>
-    <w:lsdException w:name="Light Grid Accent 5" w:semiHidden="0" w:uiPriority="62" w:unhideWhenUsed="0"/>
-    <w:lsdException w:name="Medium Shading 1 Accent 5" w:semiHidden="0" w:uiPriority="63" w:unhideWhenUsed="0"/>
-    <w:lsdException w:name="Medium Shading 2 Accent 5" w:semiHidden="0" w:uiPriority="64" w:unhideWhenUsed="0"/>
-    <w:lsdException w:name="Medium List 1 Accent 5" w:semiHidden="0" w:uiPriority="65" w:unhideWhenUsed="0"/>
-    <w:lsdException w:name="Medium List 2 Accent 5" w:semiHidden="0" w:uiPriority="66" w:unhideWhenUsed="0"/>
-    <w:lsdException w:name="Medium Grid 1 Accent 5" w:semiHidden="0" w:uiPriority="67" w:unhideWhenUsed="0"/>
-    <w:lsdException w:name="Medium Grid 2 Accent 5" w:semiHidden="0" w:uiPriority="68" w:unhideWhenUsed="0"/>
-    <w:lsdException w:name="Medium Grid 3 Accent 5" w:semiHidden="0" w:uiPriority="69" w:unhideWhenUsed="0"/>
-    <w:lsdException w:name="Dark List Accent 5" w:semiHidden="0" w:uiPriority="70" w:unhideWhenUsed="0"/>
-    <w:lsdException w:name="Colorful Shading Accent 5" w:semiHidden="0" w:uiPriority="71" w:unhideWhenUsed="0"/>
-    <w:lsdException w:name="Colorful List Accent 5" w:semiHidden="0" w:uiPriority="72" w:unhideWhenUsed="0"/>
-    <w:lsdException w:name="Colorful Grid Accent 5" w:semiHidden="0" w:uiPriority="73" w:unhideWhenUsed="0"/>
-    <w:lsdException w:name="Light Shading Accent 6" w:semiHidden="0" w:uiPriority="60" w:unhideWhenUsed="0"/>
-    <w:lsdException w:name="Light List Accent 6" w:semiHidden="0" w:uiPriority="61" w:unhideWhenUsed="0"/>
-    <w:lsdException w:name="Light Grid Accent 6" w:semiHidden="0" w:uiPriority="62" w:unhideWhenUsed="0"/>
-    <w:lsdException w:name="Medium Shading 1 Accent 6" w:semiHidden="0" w:uiPriority="63" w:unhideWhenUsed="0"/>
-    <w:lsdException w:name="Medium Shading 2 Accent 6" w:semiHidden="0" w:uiPriority="64" w:unhideWhenUsed="0"/>
-    <w:lsdException w:name="Medium List 1 Accent 6" w:semiHidden="0" w:uiPriority="65" w:unhideWhenUsed="0"/>
-    <w:lsdException w:name="Medium List 2 Accent 6" w:semiHidden="0" w:uiPriority="66" w:unhideWhenUsed="0"/>
-    <w:lsdException w:name="Medium Grid 1 Accent 6" w:semiHidden="0" w:uiPriority="67" w:unhideWhenUsed="0"/>
-    <w:lsdException w:name="Medium Grid 2 Accent 6" w:semiHidden="0" w:uiPriority="68" w:unhideWhenUsed="0"/>
-    <w:lsdException w:name="Medium Grid 3 Accent 6" w:semiHidden="0" w:uiPriority="69" w:unhideWhenUsed="0"/>
-    <w:lsdException w:name="Dark List Accent 6" w:semiHidden="0" w:uiPriority="70" w:unhideWhenUsed="0"/>
-    <w:lsdException w:name="Colorful Shading Accent 6" w:semiHidden="0" w:uiPriority="71" w:unhideWhenUsed="0"/>
-    <w:lsdException w:name="Colorful List Accent 6" w:semiHidden="0" w:uiPriority="72" w:unhideWhenUsed="0"/>
-    <w:lsdException w:name="Colorful Grid Accent 6" w:semiHidden="0" w:uiPriority="73" w:unhideWhenUsed="0"/>
-    <w:lsdException w:name="Subtle Emphasis" w:semiHidden="0" w:uiPriority="19" w:unhideWhenUsed="0" w:qFormat="1"/>
-    <w:lsdException w:name="Intense Emphasis" w:semiHidden="0" w:uiPriority="21" w:unhideWhenUsed="0" w:qFormat="1"/>
-    <w:lsdException w:name="Subtle Reference" w:semiHidden="0" w:uiPriority="31" w:unhideWhenUsed="0" w:qFormat="1"/>
-    <w:lsdException w:name="Intense Reference" w:semiHidden="0" w:uiPriority="32" w:unhideWhenUsed="0" w:qFormat="1"/>
-    <w:lsdException w:name="Book Title" w:semiHidden="0" w:uiPriority="33" w:unhideWhenUsed="0" w:qFormat="1"/>
-    <w:lsdException w:name="Bibliography" w:uiPriority="37"/>
-    <w:lsdException w:name="TOC Heading" w:uiPriority="39" w:qFormat="1"/>
+  <w:latentStyles w:defLockedState="0" w:defUIPriority="99" w:defSemiHidden="0" w:defUnhideWhenUsed="0" w:defQFormat="0" w:count="371">
+    <w:lsdException w:name="Normal" w:uiPriority="0" w:qFormat="1"/>
+    <w:lsdException w:name="heading 1" w:uiPriority="9" w:qFormat="1"/>
+    <w:lsdException w:name="heading 2" w:semiHidden="1" w:uiPriority="9" w:unhideWhenUsed="1" w:qFormat="1"/>
+    <w:lsdException w:name="heading 3" w:semiHidden="1" w:uiPriority="9" w:unhideWhenUsed="1" w:qFormat="1"/>
+    <w:lsdException w:name="heading 4" w:semiHidden="1" w:uiPriority="9" w:unhideWhenUsed="1" w:qFormat="1"/>
+    <w:lsdException w:name="heading 5" w:semiHidden="1" w:uiPriority="9" w:unhideWhenUsed="1" w:qFormat="1"/>
+    <w:lsdException w:name="heading 6" w:semiHidden="1" w:uiPriority="9" w:unhideWhenUsed="1" w:qFormat="1"/>
+    <w:lsdException w:name="heading 7" w:semiHidden="1" w:uiPriority="9" w:unhideWhenUsed="1" w:qFormat="1"/>
+    <w:lsdException w:name="heading 8" w:semiHidden="1" w:uiPriority="9" w:unhideWhenUsed="1" w:qFormat="1"/>
+    <w:lsdException w:name="heading 9" w:semiHidden="1" w:uiPriority="9" w:unhideWhenUsed="1" w:qFormat="1"/>
+    <w:lsdException w:name="index 1" w:semiHidden="1" w:unhideWhenUsed="1"/>
+    <w:lsdException w:name="index 2" w:semiHidden="1" w:unhideWhenUsed="1"/>
+    <w:lsdException w:name="index 3" w:semiHidden="1" w:unhideWhenUsed="1"/>
+    <w:lsdException w:name="index 4" w:semiHidden="1" w:unhideWhenUsed="1"/>
+    <w:lsdException w:name="index 5" w:semiHidden="1" w:unhideWhenUsed="1"/>
+    <w:lsdException w:name="index 6" w:semiHidden="1" w:unhideWhenUsed="1"/>
+    <w:lsdException w:name="index 7" w:semiHidden="1" w:unhideWhenUsed="1"/>
+    <w:lsdException w:name="index 8" w:semiHidden="1" w:unhideWhenUsed="1"/>
+    <w:lsdException w:name="index 9" w:semiHidden="1" w:unhideWhenUsed="1"/>
+    <w:lsdException w:name="toc 1" w:semiHidden="1" w:uiPriority="39" w:unhideWhenUsed="1"/>
+    <w:lsdException w:name="toc 2" w:semiHidden="1" w:uiPriority="39" w:unhideWhenUsed="1"/>
+    <w:lsdException w:name="toc 3" w:semiHidden="1" w:uiPriority="39" w:unhideWhenUsed="1"/>
+    <w:lsdException w:name="toc 4" w:semiHidden="1" w:uiPriority="39" w:unhideWhenUsed="1"/>
+    <w:lsdException w:name="toc 5" w:semiHidden="1" w:uiPriority="39" w:unhideWhenUsed="1"/>
+    <w:lsdException w:name="toc 6" w:semiHidden="1" w:uiPriority="39" w:unhideWhenUsed="1"/>
+    <w:lsdException w:name="toc 7" w:semiHidden="1" w:uiPriority="39" w:unhideWhenUsed="1"/>
+    <w:lsdException w:name="toc 8" w:semiHidden="1" w:uiPriority="39" w:unhideWhenUsed="1"/>
+    <w:lsdException w:name="toc 9" w:semiHidden="1" w:uiPriority="39" w:unhideWhenUsed="1"/>
+    <w:lsdException w:name="Normal Indent" w:semiHidden="1" w:unhideWhenUsed="1"/>
+    <w:lsdException w:name="footnote text" w:semiHidden="1" w:unhideWhenUsed="1"/>
+    <w:lsdException w:name="annotation text" w:semiHidden="1" w:unhideWhenUsed="1"/>
+    <w:lsdException w:name="header" w:semiHidden="1" w:unhideWhenUsed="1"/>
+    <w:lsdException w:name="footer" w:semiHidden="1" w:unhideWhenUsed="1"/>
+    <w:lsdException w:name="index heading" w:semiHidden="1" w:unhideWhenUsed="1"/>
+    <w:lsdException w:name="caption" w:semiHidden="1" w:uiPriority="35" w:unhideWhenUsed="1" w:qFormat="1"/>
+    <w:lsdException w:name="table of figures" w:semiHidden="1" w:unhideWhenUsed="1"/>
+    <w:lsdException w:name="envelope address" w:semiHidden="1" w:unhideWhenUsed="1"/>
+    <w:lsdException w:name="envelope return" w:semiHidden="1" w:unhideWhenUsed="1"/>
+    <w:lsdException w:name="footnote reference" w:semiHidden="1" w:unhideWhenUsed="1"/>
+    <w:lsdException w:name="annotation reference" w:semiHidden="1" w:unhideWhenUsed="1"/>
+    <w:lsdException w:name="line number" w:semiHidden="1" w:unhideWhenUsed="1"/>
+    <w:lsdException w:name="page number" w:semiHidden="1" w:unhideWhenUsed="1"/>
+    <w:lsdException w:name="endnote reference" w:semiHidden="1" w:unhideWhenUsed="1"/>
+    <w:lsdException w:name="endnote text" w:semiHidden="1" w:unhideWhenUsed="1"/>
+    <w:lsdException w:name="table of authorities" w:semiHidden="1" w:unhideWhenUsed="1"/>
+    <w:lsdException w:name="macro" w:semiHidden="1" w:unhideWhenUsed="1"/>
+    <w:lsdException w:name="toa heading" w:semiHidden="1" w:unhideWhenUsed="1"/>
+    <w:lsdException w:name="List" w:semiHidden="1" w:unhideWhenUsed="1"/>
+    <w:lsdException w:name="List Bullet" w:semiHidden="1" w:unhideWhenUsed="1"/>
+    <w:lsdException w:name="List Number" w:semiHidden="1" w:unhideWhenUsed="1"/>
+    <w:lsdException w:name="List 2" w:semiHidden="1" w:unhideWhenUsed="1"/>
+    <w:lsdException w:name="List 3" w:semiHidden="1" w:unhideWhenUsed="1"/>
+    <w:lsdException w:name="List 4" w:semiHidden="1" w:unhideWhenUsed="1"/>
+    <w:lsdException w:name="List 5" w:semiHidden="1" w:unhideWhenUsed="1"/>
+    <w:lsdException w:name="List Bullet 2" w:semiHidden="1" w:unhideWhenUsed="1"/>
+    <w:lsdException w:name="List Bullet 3" w:semiHidden="1" w:unhideWhenUsed="1"/>
+    <w:lsdException w:name="List Bullet 4" w:semiHidden="1" w:unhideWhenUsed="1"/>
+    <w:lsdException w:name="List Bullet 5" w:semiHidden="1" w:unhideWhenUsed="1"/>
+    <w:lsdException w:name="List Number 2" w:semiHidden="1" w:unhideWhenUsed="1"/>
+    <w:lsdException w:name="List Number 3" w:semiHidden="1" w:unhideWhenUsed="1"/>
+    <w:lsdException w:name="List Number 4" w:semiHidden="1" w:unhideWhenUsed="1"/>
+    <w:lsdException w:name="List Number 5" w:semiHidden="1" w:unhideWhenUsed="1"/>
+    <w:lsdException w:name="Title" w:uiPriority="10" w:qFormat="1"/>
+    <w:lsdException w:name="Closing" w:semiHidden="1" w:unhideWhenUsed="1"/>
+    <w:lsdException w:name="Signature" w:semiHidden="1" w:unhideWhenUsed="1"/>
+    <w:lsdException w:name="Default Paragraph Font" w:semiHidden="1" w:uiPriority="1" w:unhideWhenUsed="1"/>
+    <w:lsdException w:name="Body Text" w:semiHidden="1" w:unhideWhenUsed="1"/>
+    <w:lsdException w:name="Body Text Indent" w:semiHidden="1" w:unhideWhenUsed="1"/>
+    <w:lsdException w:name="List Continue" w:semiHidden="1" w:unhideWhenUsed="1"/>
+    <w:lsdException w:name="List Continue 2" w:semiHidden="1" w:unhideWhenUsed="1"/>
+    <w:lsdException w:name="List Continue 3" w:semiHidden="1" w:unhideWhenUsed="1"/>
+    <w:lsdException w:name="List Continue 4" w:semiHidden="1" w:unhideWhenUsed="1"/>
+    <w:lsdException w:name="List Continue 5" w:semiHidden="1" w:unhideWhenUsed="1"/>
+    <w:lsdException w:name="Message Header" w:semiHidden="1" w:unhideWhenUsed="1"/>
+    <w:lsdException w:name="Subtitle" w:uiPriority="11" w:qFormat="1"/>
+    <w:lsdException w:name="Salutation" w:semiHidden="1" w:unhideWhenUsed="1"/>
+    <w:lsdException w:name="Date" w:semiHidden="1" w:unhideWhenUsed="1"/>
+    <w:lsdException w:name="Body Text First Indent" w:semiHidden="1" w:unhideWhenUsed="1"/>
+    <w:lsdException w:name="Body Text First Indent 2" w:semiHidden="1" w:unhideWhenUsed="1"/>
+    <w:lsdException w:name="Note Heading" w:semiHidden="1" w:unhideWhenUsed="1"/>
+    <w:lsdException w:name="Body Text 2" w:semiHidden="1" w:unhideWhenUsed="1"/>
+    <w:lsdException w:name="Body Text 3" w:semiHidden="1" w:unhideWhenUsed="1"/>
+    <w:lsdException w:name="Body Text Indent 2" w:semiHidden="1" w:unhideWhenUsed="1"/>
+    <w:lsdException w:name="Body Text Indent 3" w:semiHidden="1" w:unhideWhenUsed="1"/>
+    <w:lsdException w:name="Block Text" w:semiHidden="1" w:unhideWhenUsed="1"/>
+    <w:lsdException w:name="Hyperlink" w:semiHidden="1" w:unhideWhenUsed="1"/>
+    <w:lsdException w:name="FollowedHyperlink" w:semiHidden="1" w:unhideWhenUsed="1"/>
+    <w:lsdException w:name="Strong" w:uiPriority="22" w:qFormat="1"/>
+    <w:lsdException w:name="Emphasis" w:uiPriority="20" w:qFormat="1"/>
+    <w:lsdException w:name="Document Map" w:semiHidden="1" w:unhideWhenUsed="1"/>
+    <w:lsdException w:name="Plain Text" w:semiHidden="1" w:unhideWhenUsed="1"/>
+    <w:lsdException w:name="E-mail Signature" w:semiHidden="1" w:unhideWhenUsed="1"/>
+    <w:lsdException w:name="HTML Top of Form" w:semiHidden="1" w:unhideWhenUsed="1"/>
+    <w:lsdException w:name="HTML Bottom of Form" w:semiHidden="1" w:unhideWhenUsed="1"/>
+    <w:lsdException w:name="Normal (Web)" w:semiHidden="1" w:unhideWhenUsed="1"/>
+    <w:lsdException w:name="HTML Acronym" w:semiHidden="1" w:unhideWhenUsed="1"/>
+    <w:lsdException w:name="HTML Address" w:semiHidden="1" w:unhideWhenUsed="1"/>
+    <w:lsdException w:name="HTML Cite" w:semiHidden="1" w:unhideWhenUsed="1"/>
+    <w:lsdException w:name="HTML Code" w:semiHidden="1" w:unhideWhenUsed="1"/>
+    <w:lsdException w:name="HTML Definition" w:semiHidden="1" w:unhideWhenUsed="1"/>
+    <w:lsdException w:name="HTML Keyboard" w:semiHidden="1" w:unhideWhenUsed="1"/>
+    <w:lsdException w:name="HTML Preformatted" w:semiHidden="1" w:unhideWhenUsed="1"/>
+    <w:lsdException w:name="HTML Sample" w:semiHidden="1" w:unhideWhenUsed="1"/>
+    <w:lsdException w:name="HTML Typewriter" w:semiHidden="1" w:unhideWhenUsed="1"/>
+    <w:lsdException w:name="HTML Variable" w:semiHidden="1" w:unhideWhenUsed="1"/>
+    <w:lsdException w:name="Normal Table" w:semiHidden="1" w:unhideWhenUsed="1"/>
+    <w:lsdException w:name="annotation subject" w:semiHidden="1" w:unhideWhenUsed="1"/>
+    <w:lsdException w:name="No List" w:semiHidden="1" w:unhideWhenUsed="1"/>
+    <w:lsdException w:name="Outline List 1" w:semiHidden="1" w:unhideWhenUsed="1"/>
+    <w:lsdException w:name="Outline List 2" w:semiHidden="1" w:unhideWhenUsed="1"/>
+    <w:lsdException w:name="Outline List 3" w:semiHidden="1" w:unhideWhenUsed="1"/>
+    <w:lsdException w:name="Table Simple 1" w:semiHidden="1" w:unhideWhenUsed="1"/>
+    <w:lsdException w:name="Table Simple 2" w:semiHidden="1" w:unhideWhenUsed="1"/>
+    <w:lsdException w:name="Table Simple 3" w:semiHidden="1" w:unhideWhenUsed="1"/>
+    <w:lsdException w:name="Table Classic 1" w:semiHidden="1" w:unhideWhenUsed="1"/>
+    <w:lsdException w:name="Table Classic 2" w:semiHidden="1" w:unhideWhenUsed="1"/>
+    <w:lsdException w:name="Table Classic 3" w:semiHidden="1" w:unhideWhenUsed="1"/>
+    <w:lsdException w:name="Table Classic 4" w:semiHidden="1" w:unhideWhenUsed="1"/>
+    <w:lsdException w:name="Table Colorful 1" w:semiHidden="1" w:unhideWhenUsed="1"/>
+    <w:lsdException w:name="Table Colorful 2" w:semiHidden="1" w:unhideWhenUsed="1"/>
+    <w:lsdException w:name="Table Colorful 3" w:semiHidden="1" w:unhideWhenUsed="1"/>
+    <w:lsdException w:name="Table Columns 1" w:semiHidden="1" w:unhideWhenUsed="1"/>
+    <w:lsdException w:name="Table Columns 2" w:semiHidden="1" w:unhideWhenUsed="1"/>
+    <w:lsdException w:name="Table Columns 3" w:semiHidden="1" w:unhideWhenUsed="1"/>
+    <w:lsdException w:name="Table Columns 4" w:semiHidden="1" w:unhideWhenUsed="1"/>
+    <w:lsdException w:name="Table Columns 5" w:semiHidden="1" w:unhideWhenUsed="1"/>
+    <w:lsdException w:name="Table Grid 1" w:semiHidden="1" w:unhideWhenUsed="1"/>
+    <w:lsdException w:name="Table Grid 2" w:semiHidden="1" w:unhideWhenUsed="1"/>
+    <w:lsdException w:name="Table Grid 3" w:semiHidden="1" w:unhideWhenUsed="1"/>
+    <w:lsdException w:name="Table Grid 4" w:semiHidden="1" w:unhideWhenUsed="1"/>
+    <w:lsdException w:name="Table Grid 5" w:semiHidden="1" w:unhideWhenUsed="1"/>
+    <w:lsdException w:name="Table Grid 6" w:semiHidden="1" w:unhideWhenUsed="1"/>
+    <w:lsdException w:name="Table Grid 7" w:semiHidden="1" w:unhideWhenUsed="1"/>
+    <w:lsdException w:name="Table Grid 8" w:semiHidden="1" w:unhideWhenUsed="1"/>
+    <w:lsdException w:name="Table List 1" w:semiHidden="1" w:unhideWhenUsed="1"/>
+    <w:lsdException w:name="Table List 2" w:semiHidden="1" w:unhideWhenUsed="1"/>
+    <w:lsdException w:name="Table List 3" w:semiHidden="1" w:unhideWhenUsed="1"/>
+    <w:lsdException w:name="Table List 4" w:semiHidden="1" w:unhideWhenUsed="1"/>
+    <w:lsdException w:name="Table List 5" w:semiHidden="1" w:unhideWhenUsed="1"/>
+    <w:lsdException w:name="Table List 6" w:semiHidden="1" w:unhideWhenUsed="1"/>
+    <w:lsdException w:name="Table List 7" w:semiHidden="1" w:unhideWhenUsed="1"/>
+    <w:lsdException w:name="Table List 8" w:semiHidden="1" w:unhideWhenUsed="1"/>
+    <w:lsdException w:name="Table 3D effects 1" w:semiHidden="1" w:unhideWhenUsed="1"/>
+    <w:lsdException w:name="Table 3D effects 2" w:semiHidden="1" w:unhideWhenUsed="1"/>
+    <w:lsdException w:name="Table 3D effects 3" w:semiHidden="1" w:unhideWhenUsed="1"/>
+    <w:lsdException w:name="Table Contemporary" w:semiHidden="1" w:unhideWhenUsed="1"/>
+    <w:lsdException w:name="Table Elegant" w:semiHidden="1" w:unhideWhenUsed="1"/>
+    <w:lsdException w:name="Table Professional" w:semiHidden="1" w:unhideWhenUsed="1"/>
+    <w:lsdException w:name="Table Subtle 1" w:semiHidden="1" w:unhideWhenUsed="1"/>
+    <w:lsdException w:name="Table Subtle 2" w:semiHidden="1" w:unhideWhenUsed="1"/>
+    <w:lsdException w:name="Table Web 1" w:semiHidden="1" w:unhideWhenUsed="1"/>
+    <w:lsdException w:name="Table Web 2" w:semiHidden="1" w:unhideWhenUsed="1"/>
+    <w:lsdException w:name="Table Web 3" w:semiHidden="1" w:unhideWhenUsed="1"/>
+    <w:lsdException w:name="Balloon Text" w:semiHidden="1" w:unhideWhenUsed="1"/>
+    <w:lsdException w:name="Table Grid" w:uiPriority="39"/>
+    <w:lsdException w:name="Table Theme" w:semiHidden="1" w:unhideWhenUsed="1"/>
+    <w:lsdException w:name="Placeholder Text" w:semiHidden="1"/>
+    <w:lsdException w:name="No Spacing" w:uiPriority="1" w:qFormat="1"/>
+    <w:lsdException w:name="Light Shading" w:uiPriority="60"/>
+    <w:lsdException w:name="Light List" w:uiPriority="61"/>
+    <w:lsdException w:name="Light Grid" w:uiPriority="62"/>
+    <w:lsdException w:name="Medium Shading 1" w:uiPriority="63"/>
+    <w:lsdException w:name="Medium Shading 2" w:uiPriority="64"/>
+    <w:lsdException w:name="Medium List 1" w:uiPriority="65"/>
+    <w:lsdException w:name="Medium List 2" w:uiPriority="66"/>
+    <w:lsdException w:name="Medium Grid 1" w:uiPriority="67"/>
+    <w:lsdException w:name="Medium Grid 2" w:uiPriority="68"/>
+    <w:lsdException w:name="Medium Grid 3" w:uiPriority="69"/>
+    <w:lsdException w:name="Dark List" w:uiPriority="70"/>
+    <w:lsdException w:name="Colorful Shading" w:uiPriority="71"/>
+    <w:lsdException w:name="Colorful List" w:uiPriority="72"/>
+    <w:lsdException w:name="Colorful Grid" w:uiPriority="73"/>
+    <w:lsdException w:name="Light Shading Accent 1" w:uiPriority="60"/>
+    <w:lsdException w:name="Light List Accent 1" w:uiPriority="61"/>
+    <w:lsdException w:name="Light Grid Accent 1" w:uiPriority="62"/>
+    <w:lsdException w:name="Medium Shading 1 Accent 1" w:uiPriority="63"/>
+    <w:lsdException w:name="Medium Shading 2 Accent 1" w:uiPriority="64"/>
+    <w:lsdException w:name="Medium List 1 Accent 1" w:uiPriority="65"/>
+    <w:lsdException w:name="Revision" w:semiHidden="1"/>
+    <w:lsdException w:name="List Paragraph" w:uiPriority="34" w:qFormat="1"/>
+    <w:lsdException w:name="Quote" w:uiPriority="29" w:qFormat="1"/>
+    <w:lsdException w:name="Intense Quote" w:uiPriority="30" w:qFormat="1"/>
+    <w:lsdException w:name="Medium List 2 Accent 1" w:uiPriority="66"/>
+    <w:lsdException w:name="Medium Grid 1 Accent 1" w:uiPriority="67"/>
+    <w:lsdException w:name="Medium Grid 2 Accent 1" w:uiPriority="68"/>
+    <w:lsdException w:name="Medium Grid 3 Accent 1" w:uiPriority="69"/>
+    <w:lsdException w:name="Dark List Accent 1" w:uiPriority="70"/>
+    <w:lsdException w:name="Colorful Shading Accent 1" w:uiPriority="71"/>
+    <w:lsdException w:name="Colorful List Accent 1" w:uiPriority="72"/>
+    <w:lsdException w:name="Colorful Grid Accent 1" w:uiPriority="73"/>
+    <w:lsdException w:name="Light Shading Accent 2" w:uiPriority="60"/>
+    <w:lsdException w:name="Light List Accent 2" w:uiPriority="61"/>
+    <w:lsdException w:name="Light Grid Accent 2" w:uiPriority="62"/>
+    <w:lsdException w:name="Medium Shading 1 Accent 2" w:uiPriority="63"/>
+    <w:lsdException w:name="Medium Shading 2 Accent 2" w:uiPriority="64"/>
+    <w:lsdException w:name="Medium List 1 Accent 2" w:uiPriority="65"/>
+    <w:lsdException w:name="Medium List 2 Accent 2" w:uiPriority="66"/>
+    <w:lsdException w:name="Medium Grid 1 Accent 2" w:uiPriority="67"/>
+    <w:lsdException w:name="Medium Grid 2 Accent 2" w:uiPriority="68"/>
+    <w:lsdException w:name="Medium Grid 3 Accent 2" w:uiPriority="69"/>
+    <w:lsdException w:name="Dark List Accent 2" w:uiPriority="70"/>
+    <w:lsdException w:name="Colorful Shading Accent 2" w:uiPriority="71"/>
+    <w:lsdException w:name="Colorful List Accent 2" w:uiPriority="72"/>
+    <w:lsdException w:name="Colorful Grid Accent 2" w:uiPriority="73"/>
+    <w:lsdException w:name="Light Shading Accent 3" w:uiPriority="60"/>
+    <w:lsdException w:name="Light List Accent 3" w:uiPriority="61"/>
+    <w:lsdException w:name="Light Grid Accent 3" w:uiPriority="62"/>
+    <w:lsdException w:name="Medium Shading 1 Accent 3" w:uiPriority="63"/>
+    <w:lsdException w:name="Medium Shading 2 Accent 3" w:uiPriority="64"/>
+    <w:lsdException w:name="Medium List 1 Accent 3" w:uiPriority="65"/>
+    <w:lsdException w:name="Medium List 2 Accent 3" w:uiPriority="66"/>
+    <w:lsdException w:name="Medium Grid 1 Accent 3" w:uiPriority="67"/>
+    <w:lsdException w:name="Medium Grid 2 Accent 3" w:uiPriority="68"/>
+    <w:lsdException w:name="Medium Grid 3 Accent 3" w:uiPriority="69"/>
+    <w:lsdException w:name="Dark List Accent 3" w:uiPriority="70"/>
+    <w:lsdException w:name="Colorful Shading Accent 3" w:uiPriority="71"/>
+    <w:lsdException w:name="Colorful List Accent 3" w:uiPriority="72"/>
+    <w:lsdException w:name="Colorful Grid Accent 3" w:uiPriority="73"/>
+    <w:lsdException w:name="Light Shading Accent 4" w:uiPriority="60"/>
+    <w:lsdException w:name="Light List Accent 4" w:uiPriority="61"/>
+    <w:lsdException w:name="Light Grid Accent 4" w:uiPriority="62"/>
+    <w:lsdException w:name="Medium Shading 1 Accent 4" w:uiPriority="63"/>
+    <w:lsdException w:name="Medium Shading 2 Accent 4" w:uiPriority="64"/>
+    <w:lsdException w:name="Medium List 1 Accent 4" w:uiPriority="65"/>
+    <w:lsdException w:name="Medium List 2 Accent 4" w:uiPriority="66"/>
+    <w:lsdException w:name="Medium Grid 1 Accent 4" w:uiPriority="67"/>
+    <w:lsdException w:name="Medium Grid 2 Accent 4" w:uiPriority="68"/>
+    <w:lsdException w:name="Medium Grid 3 Accent 4" w:uiPriority="69"/>
+    <w:lsdException w:name="Dark List Accent 4" w:uiPriority="70"/>
+    <w:lsdException w:name="Colorful Shading Accent 4" w:uiPriority="71"/>
+    <w:lsdException w:name="Colorful List Accent 4" w:uiPriority="72"/>
+    <w:lsdException w:name="Colorful Grid Accent 4" w:uiPriority="73"/>
+    <w:lsdException w:name="Light Shading Accent 5" w:uiPriority="60"/>
+    <w:lsdException w:name="Light List Accent 5" w:uiPriority="61"/>
+    <w:lsdException w:name="Light Grid Accent 5" w:uiPriority="62"/>
+    <w:lsdException w:name="Medium Shading 1 Accent 5" w:uiPriority="63"/>
+    <w:lsdException w:name="Medium Shading 2 Accent 5" w:uiPriority="64"/>
+    <w:lsdException w:name="Medium List 1 Accent 5" w:uiPriority="65"/>
+    <w:lsdException w:name="Medium List 2 Accent 5" w:uiPriority="66"/>
+    <w:lsdException w:name="Medium Grid 1 Accent 5" w:uiPriority="67"/>
+    <w:lsdException w:name="Medium Grid 2 Accent 5" w:uiPriority="68"/>
+    <w:lsdException w:name="Medium Grid 3 Accent 5" w:uiPriority="69"/>
+    <w:lsdException w:name="Dark List Accent 5" w:uiPriority="70"/>
+    <w:lsdException w:name="Colorful Shading Accent 5" w:uiPriority="71"/>
+    <w:lsdException w:name="Colorful List Accent 5" w:uiPriority="72"/>
+    <w:lsdException w:name="Colorful Grid Accent 5" w:uiPriority="73"/>
+    <w:lsdException w:name="Light Shading Accent 6" w:uiPriority="60"/>
+    <w:lsdException w:name="Light List Accent 6" w:uiPriority="61"/>
+    <w:lsdException w:name="Light Grid Accent 6" w:uiPriority="62"/>
+    <w:lsdException w:name="Medium Shading 1 Accent 6" w:uiPriority="63"/>
+    <w:lsdException w:name="Medium Shading 2 Accent 6" w:uiPriority="64"/>
+    <w:lsdException w:name="Medium List 1 Accent 6" w:uiPriority="65"/>
+    <w:lsdException w:name="Medium List 2 Accent 6" w:uiPriority="66"/>
+    <w:lsdException w:name="Medium Grid 1 Accent 6" w:uiPriority="67"/>
+    <w:lsdException w:name="Medium Grid 2 Accent 6" w:uiPriority="68"/>
+    <w:lsdException w:name="Medium Grid 3 Accent 6" w:uiPriority="69"/>
+    <w:lsdException w:name="Dark List Accent 6" w:uiPriority="70"/>
+    <w:lsdException w:name="Colorful Shading Accent 6" w:uiPriority="71"/>
+    <w:lsdException w:name="Colorful List Accent 6" w:uiPriority="72"/>
+    <w:lsdException w:name="Colorful Grid Accent 6" w:uiPriority="73"/>
+    <w:lsdException w:name="Subtle Emphasis" w:uiPriority="19" w:qFormat="1"/>
+    <w:lsdException w:name="Intense Emphasis" w:uiPriority="21" w:qFormat="1"/>
+    <w:lsdException w:name="Subtle Reference" w:uiPriority="31" w:qFormat="1"/>
+    <w:lsdException w:name="Intense Reference" w:uiPriority="32" w:qFormat="1"/>
+    <w:lsdException w:name="Book Title" w:uiPriority="33" w:qFormat="1"/>
+    <w:lsdException w:name="Bibliography" w:semiHidden="1" w:uiPriority="37" w:unhideWhenUsed="1"/>
+    <w:lsdException w:name="TOC Heading" w:semiHidden="1" w:uiPriority="39" w:unhideWhenUsed="1" w:qFormat="1"/>
+    <w:lsdException w:name="Plain Table 1" w:uiPriority="41"/>
+    <w:lsdException w:name="Plain Table 2" w:uiPriority="42"/>
+    <w:lsdException w:name="Plain Table 3" w:uiPriority="43"/>
+    <w:lsdException w:name="Plain Table 4" w:uiPriority="44"/>
+    <w:lsdException w:name="Plain Table 5" w:uiPriority="45"/>
+    <w:lsdException w:name="Grid Table Light" w:uiPriority="40"/>
+    <w:lsdException w:name="Grid Table 1 Light" w:uiPriority="46"/>
+    <w:lsdException w:name="Grid Table 2" w:uiPriority="47"/>
+    <w:lsdException w:name="Grid Table 3" w:uiPriority="48"/>
+    <w:lsdException w:name="Grid Table 4" w:uiPriority="49"/>
+    <w:lsdException w:name="Grid Table 5 Dark" w:uiPriority="50"/>
+    <w:lsdException w:name="Grid Table 6 Colorful" w:uiPriority="51"/>
+    <w:lsdException w:name="Grid Table 7 Colorful" w:uiPriority="52"/>
+    <w:lsdException w:name="Grid Table 1 Light Accent 1" w:uiPriority="46"/>
+    <w:lsdException w:name="Grid Table 2 Accent 1" w:uiPriority="47"/>
+    <w:lsdException w:name="Grid Table 3 Accent 1" w:uiPriority="48"/>
+    <w:lsdException w:name="Grid Table 4 Accent 1" w:uiPriority="49"/>
+    <w:lsdException w:name="Grid Table 5 Dark Accent 1" w:uiPriority="50"/>
+    <w:lsdException w:name="Grid Table 6 Colorful Accent 1" w:uiPriority="51"/>
+    <w:lsdException w:name="Grid Table 7 Colorful Accent 1" w:uiPriority="52"/>
+    <w:lsdException w:name="Grid Table 1 Light Accent 2" w:uiPriority="46"/>
+    <w:lsdException w:name="Grid Table 2 Accent 2" w:uiPriority="47"/>
+    <w:lsdException w:name="Grid Table 3 Accent 2" w:uiPriority="48"/>
+    <w:lsdException w:name="Grid Table 4 Accent 2" w:uiPriority="49"/>
+    <w:lsdException w:name="Grid Table 5 Dark Accent 2" w:uiPriority="50"/>
+    <w:lsdException w:name="Grid Table 6 Colorful Accent 2" w:uiPriority="51"/>
+    <w:lsdException w:name="Grid Table 7 Colorful Accent 2" w:uiPriority="52"/>
+    <w:lsdException w:name="Grid Table 1 Light Accent 3" w:uiPriority="46"/>
+    <w:lsdException w:name="Grid Table 2 Accent 3" w:uiPriority="47"/>
+    <w:lsdException w:name="Grid Table 3 Accent 3" w:uiPriority="48"/>
+    <w:lsdException w:name="Grid Table 4 Accent 3" w:uiPriority="49"/>
+    <w:lsdException w:name="Grid Table 5 Dark Accent 3" w:uiPriority="50"/>
+    <w:lsdException w:name="Grid Table 6 Colorful Accent 3" w:uiPriority="51"/>
+    <w:lsdException w:name="Grid Table 7 Colorful Accent 3" w:uiPriority="52"/>
+    <w:lsdException w:name="Grid Table 1 Light Accent 4" w:uiPriority="46"/>
+    <w:lsdException w:name="Grid Table 2 Accent 4" w:uiPriority="47"/>
+    <w:lsdException w:name="Grid Table 3 Accent 4" w:uiPriority="48"/>
+    <w:lsdException w:name="Grid Table 4 Accent 4" w:uiPriority="49"/>
+    <w:lsdException w:name="Grid Table 5 Dark Accent 4" w:uiPriority="50"/>
+    <w:lsdException w:name="Grid Table 6 Colorful Accent 4" w:uiPriority="51"/>
+    <w:lsdException w:name="Grid Table 7 Colorful Accent 4" w:uiPriority="52"/>
+    <w:lsdException w:name="Grid Table 1 Light Accent 5" w:uiPriority="46"/>
+    <w:lsdException w:name="Grid Table 2 Accent 5" w:uiPriority="47"/>
+    <w:lsdException w:name="Grid Table 3 Accent 5" w:uiPriority="48"/>
+    <w:lsdException w:name="Grid Table 4 Accent 5" w:uiPriority="49"/>
+    <w:lsdException w:name="Grid Table 5 Dark Accent 5" w:uiPriority="50"/>
+    <w:lsdException w:name="Grid Table 6 Colorful Accent 5" w:uiPriority="51"/>
+    <w:lsdException w:name="Grid Table 7 Colorful Accent 5" w:uiPriority="52"/>
+    <w:lsdException w:name="Grid Table 1 Light Accent 6" w:uiPriority="46"/>
+    <w:lsdException w:name="Grid Table 2 Accent 6" w:uiPriority="47"/>
+    <w:lsdException w:name="Grid Table 3 Accent 6" w:uiPriority="48"/>
+    <w:lsdException w:name="Grid Table 4 Accent 6" w:uiPriority="49"/>
+    <w:lsdException w:name="Grid Table 5 Dark Accent 6" w:uiPriority="50"/>
+    <w:lsdException w:name="Grid Table 6 Colorful Accent 6" w:uiPriority="51"/>
+    <w:lsdException w:name="Grid Table 7 Colorful Accent 6" w:uiPriority="52"/>
+    <w:lsdException w:name="List Table 1 Light" w:uiPriority="46"/>
+    <w:lsdException w:name="List Table 2" w:uiPriority="47"/>
+    <w:lsdException w:name="List Table 3" w:uiPriority="48"/>
+    <w:lsdException w:name="List Table 4" w:uiPriority="49"/>
+    <w:lsdException w:name="List Table 5 Dark" w:uiPriority="50"/>
+    <w:lsdException w:name="List Table 6 Colorful" w:uiPriority="51"/>
+    <w:lsdException w:name="List Table 7 Colorful" w:uiPriority="52"/>
+    <w:lsdException w:name="List Table 1 Light Accent 1" w:uiPriority="46"/>
+    <w:lsdException w:name="List Table 2 Accent 1" w:uiPriority="47"/>
+    <w:lsdException w:name="List Table 3 Accent 1" w:uiPriority="48"/>
+    <w:lsdException w:name="List Table 4 Accent 1" w:uiPriority="49"/>
+    <w:lsdException w:name="List Table 5 Dark Accent 1" w:uiPriority="50"/>
+    <w:lsdException w:name="List Table 6 Colorful Accent 1" w:uiPriority="51"/>
+    <w:lsdException w:name="List Table 7 Colorful Accent 1" w:uiPriority="52"/>
+    <w:lsdException w:name="List Table 1 Light Accent 2" w:uiPriority="46"/>
+    <w:lsdException w:name="List Table 2 Accent 2" w:uiPriority="47"/>
+    <w:lsdException w:name="List Table 3 Accent 2" w:uiPriority="48"/>
+    <w:lsdException w:name="List Table 4 Accent 2" w:uiPriority="49"/>
+    <w:lsdException w:name="List Table 5 Dark Accent 2" w:uiPriority="50"/>
+    <w:lsdException w:name="List Table 6 Colorful Accent 2" w:uiPriority="51"/>
+    <w:lsdException w:name="List Table 7 Colorful Accent 2" w:uiPriority="52"/>
+    <w:lsdException w:name="List Table 1 Light Accent 3" w:uiPriority="46"/>
+    <w:lsdException w:name="List Table 2 Accent 3" w:uiPriority="47"/>
+    <w:lsdException w:name="List Table 3 Accent 3" w:uiPriority="48"/>
+    <w:lsdException w:name="List Table 4 Accent 3" w:uiPriority="49"/>
+    <w:lsdException w:name="List Table 5 Dark Accent 3" w:uiPriority="50"/>
+    <w:lsdException w:name="List Table 6 Colorful Accent 3" w:uiPriority="51"/>
+    <w:lsdException w:name="List Table 7 Colorful Accent 3" w:uiPriority="52"/>
+    <w:lsdException w:name="List Table 1 Light Accent 4" w:uiPriority="46"/>
+    <w:lsdException w:name="List Table 2 Accent 4" w:uiPriority="47"/>
+    <w:lsdException w:name="List Table 3 Accent 4" w:uiPriority="48"/>
+    <w:lsdException w:name="List Table 4 Accent 4" w:uiPriority="49"/>
+    <w:lsdException w:name="List Table 5 Dark Accent 4" w:uiPriority="50"/>
+    <w:lsdException w:name="List Table 6 Colorful Accent 4" w:uiPriority="51"/>
+    <w:lsdException w:name="List Table 7 Colorful Accent 4" w:uiPriority="52"/>
+    <w:lsdException w:name="List Table 1 Light Accent 5" w:uiPriority="46"/>
+    <w:lsdException w:name="List Table 2 Accent 5" w:uiPriority="47"/>
+    <w:lsdException w:name="List Table 3 Accent 5" w:uiPriority="48"/>
+    <w:lsdException w:name="List Table 4 Accent 5" w:uiPriority="49"/>
+    <w:lsdException w:name="List Table 5 Dark Accent 5" w:uiPriority="50"/>
+    <w:lsdException w:name="List Table 6 Colorful Accent 5" w:uiPriority="51"/>
+    <w:lsdException w:name="List Table 7 Colorful Accent 5" w:uiPriority="52"/>
+    <w:lsdException w:name="List Table 1 Light Accent 6" w:uiPriority="46"/>
+    <w:lsdException w:name="List Table 2 Accent 6" w:uiPriority="47"/>
+    <w:lsdException w:name="List Table 3 Accent 6" w:uiPriority="48"/>
+    <w:lsdException w:name="List Table 4 Accent 6" w:uiPriority="49"/>
+    <w:lsdException w:name="List Table 5 Dark Accent 6" w:uiPriority="50"/>
+    <w:lsdException w:name="List Table 6 Colorful Accent 6" w:uiPriority="51"/>
+    <w:lsdException w:name="List Table 7 Colorful Accent 6" w:uiPriority="52"/>
   </w:latentStyles>
   <w:style w:type="paragraph" w:default="1" w:styleId="Normal">
     <w:name w:val="Normal"/>

--- a/APLOS/POPResources/Templates/GratuityInsuranceAgreement.docx
+++ b/APLOS/POPResources/Templates/GratuityInsuranceAgreement.docx
@@ -1,6 +1,6 @@
 
 <file path=word/document.xml><?xml version="1.0" encoding="utf-8"?>
-<w:document xmlns:wpc="http://schemas.microsoft.com/office/word/2010/wordprocessingCanvas" xmlns:mc="http://schemas.openxmlformats.org/markup-compatibility/2006" xmlns:o="urn:schemas-microsoft-com:office:office" xmlns:r="http://schemas.openxmlformats.org/officeDocument/2006/relationships" xmlns:m="http://schemas.openxmlformats.org/officeDocument/2006/math" xmlns:v="urn:schemas-microsoft-com:vml" xmlns:wp14="http://schemas.microsoft.com/office/word/2010/wordprocessingDrawing" xmlns:wp="http://schemas.openxmlformats.org/drawingml/2006/wordprocessingDrawing" xmlns:w10="urn:schemas-microsoft-com:office:word" xmlns:w="http://schemas.openxmlformats.org/wordprocessingml/2006/main" xmlns:w14="http://schemas.microsoft.com/office/word/2010/wordml" xmlns:w15="http://schemas.microsoft.com/office/word/2012/wordml" xmlns:wpg="http://schemas.microsoft.com/office/word/2010/wordprocessingGroup" xmlns:wpi="http://schemas.microsoft.com/office/word/2010/wordprocessingInk" xmlns:wne="http://schemas.microsoft.com/office/word/2006/wordml" xmlns:wps="http://schemas.microsoft.com/office/word/2010/wordprocessingShape" mc:Ignorable="w14 w15 wp14">
+<w:document xmlns:wpc="http://schemas.microsoft.com/office/word/2010/wordprocessingCanvas" xmlns:cx="http://schemas.microsoft.com/office/drawing/2014/chartex" xmlns:cx1="http://schemas.microsoft.com/office/drawing/2015/9/8/chartex" xmlns:mc="http://schemas.openxmlformats.org/markup-compatibility/2006" xmlns:o="urn:schemas-microsoft-com:office:office" xmlns:r="http://schemas.openxmlformats.org/officeDocument/2006/relationships" xmlns:m="http://schemas.openxmlformats.org/officeDocument/2006/math" xmlns:v="urn:schemas-microsoft-com:vml" xmlns:wp14="http://schemas.microsoft.com/office/word/2010/wordprocessingDrawing" xmlns:wp="http://schemas.openxmlformats.org/drawingml/2006/wordprocessingDrawing" xmlns:w10="urn:schemas-microsoft-com:office:word" xmlns:w="http://schemas.openxmlformats.org/wordprocessingml/2006/main" xmlns:w14="http://schemas.microsoft.com/office/word/2010/wordml" xmlns:w15="http://schemas.microsoft.com/office/word/2012/wordml" xmlns:w16se="http://schemas.microsoft.com/office/word/2015/wordml/symex" xmlns:wpg="http://schemas.microsoft.com/office/word/2010/wordprocessingGroup" xmlns:wpi="http://schemas.microsoft.com/office/word/2010/wordprocessingInk" xmlns:wne="http://schemas.microsoft.com/office/word/2006/wordml" xmlns:wps="http://schemas.microsoft.com/office/word/2010/wordprocessingShape" mc:Ignorable="w14 w15 w16se wp14">
   <w:body>
     <w:p>
       <w:pPr>
@@ -583,7 +583,16 @@
                 <w:sz w:val="20"/>
                 <w:szCs w:val="20"/>
               </w:rPr>
-              <w:t>DOB</w:t>
+              <w:t>DO</w:t>
+            </w:r>
+            <w:r>
+              <w:rPr>
+                <w:rFonts w:asciiTheme="minorHAnsi" w:hAnsiTheme="minorHAnsi" w:cstheme="minorHAnsi"/>
+                <w:b/>
+                <w:sz w:val="20"/>
+                <w:szCs w:val="20"/>
+              </w:rPr>
+              <w:t>J</w:t>
             </w:r>
           </w:p>
         </w:tc>
@@ -939,7 +948,27 @@
                 <w:sz w:val="18"/>
                 <w:szCs w:val="20"/>
               </w:rPr>
-              <w:t>{DOB}</w:t>
+              <w:t>{DO</w:t>
+            </w:r>
+            <w:r>
+              <w:rPr>
+                <w:rFonts w:asciiTheme="minorHAnsi" w:hAnsiTheme="minorHAnsi" w:cstheme="minorHAnsi"/>
+                <w:color w:val="000000" w:themeColor="text1"/>
+                <w:sz w:val="18"/>
+                <w:szCs w:val="20"/>
+              </w:rPr>
+              <w:t>J</w:t>
+            </w:r>
+            <w:bookmarkStart w:id="0" w:name="_GoBack"/>
+            <w:bookmarkEnd w:id="0"/>
+            <w:r>
+              <w:rPr>
+                <w:rFonts w:asciiTheme="minorHAnsi" w:hAnsiTheme="minorHAnsi" w:cstheme="minorHAnsi"/>
+                <w:color w:val="000000" w:themeColor="text1"/>
+                <w:sz w:val="18"/>
+                <w:szCs w:val="20"/>
+              </w:rPr>
+              <w:t>}</w:t>
             </w:r>
           </w:p>
         </w:tc>
@@ -2709,20 +2738,7 @@
           <w:sz w:val="20"/>
           <w:szCs w:val="20"/>
         </w:rPr>
-        <w:t>PITHA</w:t>
-      </w:r>
-      <w:bookmarkStart w:id="0" w:name="_GoBack"/>
-      <w:bookmarkEnd w:id="0"/>
-      <w:r>
-        <w:rPr>
-          <w:rFonts w:asciiTheme="minorHAnsi" w:hAnsiTheme="minorHAnsi" w:cstheme="minorHAnsi"/>
-          <w:b/>
-          <w:color w:val="000000"/>
-          <w:kern w:val="2"/>
-          <w:sz w:val="20"/>
-          <w:szCs w:val="20"/>
-        </w:rPr>
-        <w:t>MPUR</w:t>
+        <w:t>PITHAMPUR</w:t>
       </w:r>
       <w:r>
         <w:rPr>
@@ -3368,7 +3384,7 @@
 </file>
 
 <file path=word/styles.xml><?xml version="1.0" encoding="utf-8"?>
-<w:styles xmlns:mc="http://schemas.openxmlformats.org/markup-compatibility/2006" xmlns:r="http://schemas.openxmlformats.org/officeDocument/2006/relationships" xmlns:w="http://schemas.openxmlformats.org/wordprocessingml/2006/main" xmlns:w14="http://schemas.microsoft.com/office/word/2010/wordml" xmlns:w15="http://schemas.microsoft.com/office/word/2012/wordml" mc:Ignorable="w14 w15">
+<w:styles xmlns:mc="http://schemas.openxmlformats.org/markup-compatibility/2006" xmlns:r="http://schemas.openxmlformats.org/officeDocument/2006/relationships" xmlns:w="http://schemas.openxmlformats.org/wordprocessingml/2006/main" xmlns:w14="http://schemas.microsoft.com/office/word/2010/wordml" xmlns:w15="http://schemas.microsoft.com/office/word/2012/wordml" xmlns:w16se="http://schemas.microsoft.com/office/word/2015/wordml/symex" mc:Ignorable="w14 w15 w16se">
   <w:docDefaults>
     <w:rPrDefault>
       <w:rPr>
